--- a/Unused/b-Office/调研报告.docx
+++ b/Unused/b-Office/调研报告.docx
@@ -26,12 +26,6 @@
         <w:gridCol w:w="6630"/>
       </w:tblGrid>
       <w:tr>
-        <w:tblPrEx>
-          <w:tblCellMar>
-            <w:top w:w="0" w:type="dxa"/>
-            <w:bottom w:w="0" w:type="dxa"/>
-          </w:tblCellMar>
-        </w:tblPrEx>
         <w:trPr>
           <w:trHeight w:hRule="exact" w:val="675"/>
         </w:trPr>
@@ -98,7 +92,7 @@
         <w:tc>
           <w:tcPr>
             <w:tcW w:w="6630" w:type="dxa"/>
-            <w:shd w:val="clear" w:color="auto" w:fill="26231E"/>
+            <w:shd w:val="clear" w:color="auto" w:fill="auto"/>
             <w:tcMar>
               <w:top w:w="0" w:type="dxa"/>
               <w:left w:w="0" w:type="dxa"/>
@@ -110,6 +104,101 @@
             <w:pPr>
               <w:spacing w:after="0"/>
             </w:pPr>
+            <w:r>
+              <w:rPr>
+                <w:noProof/>
+              </w:rPr>
+              <mc:AlternateContent>
+                <mc:Choice Requires="wps">
+                  <w:drawing>
+                    <wp:anchor distT="0" distB="0" distL="114300" distR="114300" simplePos="0" relativeHeight="251659264" behindDoc="0" locked="1" layoutInCell="1" allowOverlap="1" wp14:anchorId="3EDADB5D" wp14:editId="70DE8E89">
+                      <wp:simplePos x="0" y="0"/>
+                      <wp:positionH relativeFrom="column">
+                        <wp:posOffset>0</wp:posOffset>
+                      </wp:positionH>
+                      <wp:positionV relativeFrom="paragraph">
+                        <wp:posOffset>0</wp:posOffset>
+                      </wp:positionV>
+                      <wp:extent cx="4210050" cy="428625"/>
+                      <wp:effectExtent l="0" t="0" r="0" b="9525"/>
+                      <wp:wrapNone/>
+                      <wp:docPr id="15" name="OH_CoverBar"/>
+                      <wp:cNvGraphicFramePr/>
+                      <a:graphic xmlns:a="http://schemas.openxmlformats.org/drawingml/2006/main">
+                        <a:graphicData uri="http://schemas.microsoft.com/office/word/2010/wordprocessingShape">
+                          <wps:wsp>
+                            <wps:cNvSpPr/>
+                            <wps:spPr>
+                              <a:xfrm>
+                                <a:off x="0" y="0"/>
+                                <a:ext cx="4210050" cy="428625"/>
+                              </a:xfrm>
+                              <a:prstGeom prst="roundRect">
+                                <a:avLst>
+                                  <a:gd name="adj" fmla="val 16296"/>
+                                </a:avLst>
+                              </a:prstGeom>
+                              <a:solidFill>
+                                <a:srgbClr val="26231E"/>
+                              </a:solidFill>
+                              <a:ln w="12700" cap="flat" cmpd="sng" algn="ctr">
+                                <a:noFill/>
+                                <a:prstDash val="solid"/>
+                                <a:miter lim="800000"/>
+                              </a:ln>
+                              <a:effectLst/>
+                              <a:extLst>
+                                <a:ext uri="{91240B29-F687-4F45-9708-019B960494DF}">
+                                  <a14:hiddenLine xmlns:a14="http://schemas.microsoft.com/office/drawing/2010/main" w="12700" cap="flat" cmpd="sng" algn="ctr">
+                                    <a:solidFill>
+                                      <a:schemeClr val="accent1">
+                                        <a:shade val="15000"/>
+                                      </a:schemeClr>
+                                    </a:solidFill>
+                                    <a:prstDash val="solid"/>
+                                    <a:miter lim="800000"/>
+                                  </a14:hiddenLine>
+                                </a:ext>
+                              </a:extLst>
+                            </wps:spPr>
+                            <wps:style>
+                              <a:lnRef idx="2">
+                                <a:schemeClr val="accent1">
+                                  <a:shade val="15000"/>
+                                </a:schemeClr>
+                              </a:lnRef>
+                              <a:fillRef idx="1">
+                                <a:schemeClr val="accent1"/>
+                              </a:fillRef>
+                              <a:effectRef idx="0">
+                                <a:schemeClr val="accent1"/>
+                              </a:effectRef>
+                              <a:fontRef idx="minor">
+                                <a:schemeClr val="lt1"/>
+                              </a:fontRef>
+                            </wps:style>
+                            <wps:bodyPr rot="0" spcFirstLastPara="0" vertOverflow="overflow" horzOverflow="overflow" vert="horz" wrap="square" lIns="91440" tIns="45720" rIns="91440" bIns="45720" numCol="1" spcCol="0" rtlCol="0" fromWordArt="0" anchor="ctr" anchorCtr="0" forceAA="0" compatLnSpc="1">
+                              <a:prstTxWarp prst="textNoShape">
+                                <a:avLst/>
+                              </a:prstTxWarp>
+                              <a:noAutofit/>
+                            </wps:bodyPr>
+                          </wps:wsp>
+                        </a:graphicData>
+                      </a:graphic>
+                    </wp:anchor>
+                  </w:drawing>
+                </mc:Choice>
+                <mc:Fallback>
+                  <w:pict>
+                    <v:roundrect w14:anchorId="12823245" id="OH_CoverBar" o:spid="_x0000_s1026" style="position:absolute;margin-left:0;margin-top:0;width:331.5pt;height:33.75pt;z-index:251659264;visibility:visible;mso-wrap-style:square;mso-wrap-distance-left:9pt;mso-wrap-distance-top:0;mso-wrap-distance-right:9pt;mso-wrap-distance-bottom:0;mso-position-horizontal:absolute;mso-position-horizontal-relative:text;mso-position-vertical:absolute;mso-position-vertical-relative:text;v-text-anchor:middle" arcsize="10680f" o:gfxdata="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" fillcolor="#26231e" stroked="f" strokecolor="#09101d [484]" strokeweight="1pt">
+                      <v:stroke joinstyle="miter"/>
+                      <w10:anchorlock/>
+                    </v:roundrect>
+                  </w:pict>
+                </mc:Fallback>
+              </mc:AlternateContent>
+            </w:r>
           </w:p>
         </w:tc>
       </w:tr>
@@ -137,7 +226,7 @@
     </w:p>
     <w:p>
       <w:pPr>
-        <w:pStyle w:val="ac"/>
+        <w:pStyle w:val="ad"/>
       </w:pPr>
       <w:r>
         <w:t>调研主题名称</w:t>
@@ -145,7 +234,7 @@
     </w:p>
     <w:p>
       <w:pPr>
-        <w:pStyle w:val="ad"/>
+        <w:pStyle w:val="ae"/>
       </w:pPr>
       <w:r>
         <w:t>用一句话说明：这次调研要回答什么问题、服务于什么决策</w:t>
@@ -180,12 +269,6 @@
         <w:gridCol w:w="3024"/>
       </w:tblGrid>
       <w:tr>
-        <w:tblPrEx>
-          <w:tblCellMar>
-            <w:top w:w="0" w:type="dxa"/>
-            <w:bottom w:w="0" w:type="dxa"/>
-          </w:tblCellMar>
-        </w:tblPrEx>
         <w:tc>
           <w:tcPr>
             <w:tcW w:w="3024" w:type="dxa"/>
@@ -302,12 +385,6 @@
         </w:tc>
       </w:tr>
       <w:tr>
-        <w:tblPrEx>
-          <w:tblCellMar>
-            <w:top w:w="0" w:type="dxa"/>
-            <w:bottom w:w="0" w:type="dxa"/>
-          </w:tblCellMar>
-        </w:tblPrEx>
         <w:tc>
           <w:tcPr>
             <w:tcW w:w="3024" w:type="dxa"/>
@@ -486,16 +563,108 @@
     <w:p>
       <w:pPr>
         <w:pStyle w:val="ab"/>
+        <w:rPr>
+          <w:vanish/>
+          <w:specVanish/>
+        </w:rPr>
       </w:pPr>
       <w:r>
         <w:lastRenderedPageBreak/>
         <w:t xml:space="preserve">修订记录　</w:t>
       </w:r>
+    </w:p>
+    <w:p>
+      <w:pPr>
+        <w:pStyle w:val="afa"/>
+        <w:spacing w:after="240"/>
+      </w:pPr>
       <w:r>
         <w:rPr>
-          <w:shd w:val="clear" w:color="auto" w:fill="26231E"/>
+          <w:noProof/>
+          <w:position w:val="-17"/>
         </w:rPr>
-        <w:tab/>
+        <mc:AlternateContent>
+          <mc:Choice Requires="wps">
+            <w:drawing>
+              <wp:inline distT="0" distB="0" distL="0" distR="0" wp14:anchorId="67C7F5F0" wp14:editId="1D355D3A">
+                <wp:extent cx="4667885" cy="267970"/>
+                <wp:effectExtent l="0" t="0" r="0" b="0"/>
+                <wp:docPr id="3" name="矩形: 圆角 3" descr="OH_InkBar"/>
+                <wp:cNvGraphicFramePr/>
+                <a:graphic xmlns:a="http://schemas.openxmlformats.org/drawingml/2006/main">
+                  <a:graphicData uri="http://schemas.microsoft.com/office/word/2010/wordprocessingShape">
+                    <wps:wsp>
+                      <wps:cNvSpPr/>
+                      <wps:spPr>
+                        <a:xfrm>
+                          <a:off x="0" y="0"/>
+                          <a:ext cx="4667885" cy="267970"/>
+                        </a:xfrm>
+                        <a:prstGeom prst="roundRect">
+                          <a:avLst>
+                            <a:gd name="adj" fmla="val 26066"/>
+                          </a:avLst>
+                        </a:prstGeom>
+                        <a:solidFill>
+                          <a:srgbClr val="26231E"/>
+                        </a:solidFill>
+                        <a:ln w="12700" cap="flat" cmpd="sng" algn="ctr">
+                          <a:noFill/>
+                          <a:prstDash val="solid"/>
+                          <a:miter lim="800000"/>
+                        </a:ln>
+                        <a:effectLst/>
+                        <a:extLst>
+                          <a:ext uri="{91240B29-F687-4F45-9708-019B960494DF}">
+                            <a14:hiddenLine xmlns:a14="http://schemas.microsoft.com/office/drawing/2010/main" w="12700" cap="flat" cmpd="sng" algn="ctr">
+                              <a:solidFill>
+                                <a:schemeClr val="accent1">
+                                  <a:shade val="15000"/>
+                                </a:schemeClr>
+                              </a:solidFill>
+                              <a:prstDash val="solid"/>
+                              <a:miter lim="800000"/>
+                            </a14:hiddenLine>
+                          </a:ext>
+                        </a:extLst>
+                      </wps:spPr>
+                      <wps:style>
+                        <a:lnRef idx="2">
+                          <a:schemeClr val="accent1">
+                            <a:shade val="15000"/>
+                          </a:schemeClr>
+                        </a:lnRef>
+                        <a:fillRef idx="1">
+                          <a:schemeClr val="accent1"/>
+                        </a:fillRef>
+                        <a:effectRef idx="0">
+                          <a:schemeClr val="accent1"/>
+                        </a:effectRef>
+                        <a:fontRef idx="minor">
+                          <a:schemeClr val="lt1"/>
+                        </a:fontRef>
+                      </wps:style>
+                      <wps:bodyPr rot="0" spcFirstLastPara="0" vertOverflow="overflow" horzOverflow="overflow" vert="horz" wrap="square" lIns="91440" tIns="45720" rIns="91440" bIns="45720" numCol="1" spcCol="0" rtlCol="0" fromWordArt="0" anchor="ctr" anchorCtr="0" forceAA="0" compatLnSpc="1">
+                        <a:prstTxWarp prst="textNoShape">
+                          <a:avLst/>
+                        </a:prstTxWarp>
+                        <a:noAutofit/>
+                      </wps:bodyPr>
+                    </wps:wsp>
+                  </a:graphicData>
+                </a:graphic>
+              </wp:inline>
+            </w:drawing>
+          </mc:Choice>
+          <mc:Fallback>
+            <w:pict>
+              <v:roundrect w14:anchorId="3BCE1D3F" id="矩形: 圆角 3" o:spid="_x0000_s1026" alt="OH_InkBar" style="width:367.55pt;height:21.1pt;visibility:visible;mso-wrap-style:square;mso-left-percent:-10001;mso-top-percent:-10001;mso-position-horizontal:absolute;mso-position-horizontal-relative:char;mso-position-vertical:absolute;mso-position-vertical-relative:line;mso-left-percent:-10001;mso-top-percent:-10001;v-text-anchor:middle" arcsize="17082f" o:gfxdata="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" fillcolor="#26231e" stroked="f" strokecolor="#09101d [484]" strokeweight="1pt">
+                <v:stroke joinstyle="miter"/>
+                <w10:anchorlock/>
+              </v:roundrect>
+            </w:pict>
+          </mc:Fallback>
+        </mc:AlternateContent>
       </w:r>
     </w:p>
     <w:tbl>
@@ -523,12 +692,6 @@
         <w:gridCol w:w="4672"/>
       </w:tblGrid>
       <w:tr>
-        <w:tblPrEx>
-          <w:tblCellMar>
-            <w:top w:w="0" w:type="dxa"/>
-            <w:bottom w:w="0" w:type="dxa"/>
-          </w:tblCellMar>
-        </w:tblPrEx>
         <w:trPr>
           <w:tblHeader/>
         </w:trPr>
@@ -550,7 +713,7 @@
           </w:tcPr>
           <w:p>
             <w:pPr>
-              <w:pStyle w:val="af2"/>
+              <w:pStyle w:val="af3"/>
               <w:keepNext/>
             </w:pPr>
             <w:r>
@@ -576,7 +739,7 @@
           </w:tcPr>
           <w:p>
             <w:pPr>
-              <w:pStyle w:val="af2"/>
+              <w:pStyle w:val="af3"/>
               <w:keepNext/>
             </w:pPr>
             <w:r>
@@ -602,7 +765,7 @@
           </w:tcPr>
           <w:p>
             <w:pPr>
-              <w:pStyle w:val="af2"/>
+              <w:pStyle w:val="af3"/>
               <w:keepNext/>
             </w:pPr>
             <w:r>
@@ -628,7 +791,7 @@
           </w:tcPr>
           <w:p>
             <w:pPr>
-              <w:pStyle w:val="af2"/>
+              <w:pStyle w:val="af3"/>
               <w:keepNext/>
             </w:pPr>
             <w:r>
@@ -638,12 +801,6 @@
         </w:tc>
       </w:tr>
       <w:tr>
-        <w:tblPrEx>
-          <w:tblCellMar>
-            <w:top w:w="0" w:type="dxa"/>
-            <w:bottom w:w="0" w:type="dxa"/>
-          </w:tblCellMar>
-        </w:tblPrEx>
         <w:trPr>
           <w:cantSplit/>
         </w:trPr>
@@ -665,7 +822,7 @@
           </w:tcPr>
           <w:p>
             <w:pPr>
-              <w:pStyle w:val="af3"/>
+              <w:pStyle w:val="af4"/>
               <w:keepNext/>
             </w:pPr>
             <w:r>
@@ -691,7 +848,7 @@
           </w:tcPr>
           <w:p>
             <w:pPr>
-              <w:pStyle w:val="af3"/>
+              <w:pStyle w:val="af4"/>
               <w:keepNext/>
             </w:pPr>
             <w:r>
@@ -717,7 +874,7 @@
           </w:tcPr>
           <w:p>
             <w:pPr>
-              <w:pStyle w:val="af3"/>
+              <w:pStyle w:val="af4"/>
               <w:keepNext/>
             </w:pPr>
             <w:r>
@@ -743,7 +900,7 @@
           </w:tcPr>
           <w:p>
             <w:pPr>
-              <w:pStyle w:val="af3"/>
+              <w:pStyle w:val="af4"/>
               <w:keepNext/>
             </w:pPr>
             <w:r>
@@ -753,12 +910,6 @@
         </w:tc>
       </w:tr>
       <w:tr>
-        <w:tblPrEx>
-          <w:tblCellMar>
-            <w:top w:w="0" w:type="dxa"/>
-            <w:bottom w:w="0" w:type="dxa"/>
-          </w:tblCellMar>
-        </w:tblPrEx>
         <w:trPr>
           <w:cantSplit/>
         </w:trPr>
@@ -780,7 +931,7 @@
           </w:tcPr>
           <w:p>
             <w:pPr>
-              <w:pStyle w:val="af3"/>
+              <w:pStyle w:val="af4"/>
               <w:keepNext/>
             </w:pPr>
             <w:r>
@@ -806,7 +957,7 @@
           </w:tcPr>
           <w:p>
             <w:pPr>
-              <w:pStyle w:val="af3"/>
+              <w:pStyle w:val="af4"/>
               <w:keepNext/>
             </w:pPr>
             <w:r>
@@ -832,7 +983,7 @@
           </w:tcPr>
           <w:p>
             <w:pPr>
-              <w:pStyle w:val="af3"/>
+              <w:pStyle w:val="af4"/>
               <w:keepNext/>
             </w:pPr>
             <w:r>
@@ -858,7 +1009,7 @@
           </w:tcPr>
           <w:p>
             <w:pPr>
-              <w:pStyle w:val="af3"/>
+              <w:pStyle w:val="af4"/>
               <w:keepNext/>
             </w:pPr>
             <w:r>
@@ -871,12 +1022,6 @@
         </w:tc>
       </w:tr>
       <w:tr>
-        <w:tblPrEx>
-          <w:tblCellMar>
-            <w:top w:w="0" w:type="dxa"/>
-            <w:bottom w:w="0" w:type="dxa"/>
-          </w:tblCellMar>
-        </w:tblPrEx>
         <w:trPr>
           <w:cantSplit/>
         </w:trPr>
@@ -898,7 +1043,7 @@
           </w:tcPr>
           <w:p>
             <w:pPr>
-              <w:pStyle w:val="af3"/>
+              <w:pStyle w:val="af4"/>
             </w:pPr>
             <w:r>
               <w:t>v1.0</w:t>
@@ -923,7 +1068,7 @@
           </w:tcPr>
           <w:p>
             <w:pPr>
-              <w:pStyle w:val="af3"/>
+              <w:pStyle w:val="af4"/>
             </w:pPr>
             <w:r>
               <w:t>YYYY-MM-DD</w:t>
@@ -948,7 +1093,7 @@
           </w:tcPr>
           <w:p>
             <w:pPr>
-              <w:pStyle w:val="af3"/>
+              <w:pStyle w:val="af4"/>
             </w:pPr>
             <w:r>
               <w:t>姓名</w:t>
@@ -973,7 +1118,7 @@
           </w:tcPr>
           <w:p>
             <w:pPr>
-              <w:pStyle w:val="af3"/>
+              <w:pStyle w:val="af4"/>
             </w:pPr>
             <w:r>
               <w:rPr>
@@ -993,15 +1138,107 @@
     <w:p>
       <w:pPr>
         <w:pStyle w:val="ab"/>
+        <w:rPr>
+          <w:vanish/>
+          <w:specVanish/>
+        </w:rPr>
       </w:pPr>
       <w:r>
         <w:t xml:space="preserve">审阅与分发　</w:t>
       </w:r>
+    </w:p>
+    <w:p>
+      <w:pPr>
+        <w:pStyle w:val="afa"/>
+        <w:spacing w:after="240"/>
+      </w:pPr>
       <w:r>
         <w:rPr>
-          <w:shd w:val="clear" w:color="auto" w:fill="26231E"/>
+          <w:noProof/>
+          <w:position w:val="-17"/>
         </w:rPr>
-        <w:tab/>
+        <mc:AlternateContent>
+          <mc:Choice Requires="wps">
+            <w:drawing>
+              <wp:inline distT="0" distB="0" distL="0" distR="0" wp14:anchorId="6EF15B21" wp14:editId="234636D7">
+                <wp:extent cx="4453255" cy="267970"/>
+                <wp:effectExtent l="0" t="0" r="4445" b="0"/>
+                <wp:docPr id="4" name="矩形: 圆角 4" descr="OH_InkBar"/>
+                <wp:cNvGraphicFramePr/>
+                <a:graphic xmlns:a="http://schemas.openxmlformats.org/drawingml/2006/main">
+                  <a:graphicData uri="http://schemas.microsoft.com/office/word/2010/wordprocessingShape">
+                    <wps:wsp>
+                      <wps:cNvSpPr/>
+                      <wps:spPr>
+                        <a:xfrm>
+                          <a:off x="0" y="0"/>
+                          <a:ext cx="4453255" cy="267970"/>
+                        </a:xfrm>
+                        <a:prstGeom prst="roundRect">
+                          <a:avLst>
+                            <a:gd name="adj" fmla="val 26066"/>
+                          </a:avLst>
+                        </a:prstGeom>
+                        <a:solidFill>
+                          <a:srgbClr val="26231E"/>
+                        </a:solidFill>
+                        <a:ln w="12700" cap="flat" cmpd="sng" algn="ctr">
+                          <a:noFill/>
+                          <a:prstDash val="solid"/>
+                          <a:miter lim="800000"/>
+                        </a:ln>
+                        <a:effectLst/>
+                        <a:extLst>
+                          <a:ext uri="{91240B29-F687-4F45-9708-019B960494DF}">
+                            <a14:hiddenLine xmlns:a14="http://schemas.microsoft.com/office/drawing/2010/main" w="12700" cap="flat" cmpd="sng" algn="ctr">
+                              <a:solidFill>
+                                <a:schemeClr val="accent1">
+                                  <a:shade val="15000"/>
+                                </a:schemeClr>
+                              </a:solidFill>
+                              <a:prstDash val="solid"/>
+                              <a:miter lim="800000"/>
+                            </a14:hiddenLine>
+                          </a:ext>
+                        </a:extLst>
+                      </wps:spPr>
+                      <wps:style>
+                        <a:lnRef idx="2">
+                          <a:schemeClr val="accent1">
+                            <a:shade val="15000"/>
+                          </a:schemeClr>
+                        </a:lnRef>
+                        <a:fillRef idx="1">
+                          <a:schemeClr val="accent1"/>
+                        </a:fillRef>
+                        <a:effectRef idx="0">
+                          <a:schemeClr val="accent1"/>
+                        </a:effectRef>
+                        <a:fontRef idx="minor">
+                          <a:schemeClr val="lt1"/>
+                        </a:fontRef>
+                      </wps:style>
+                      <wps:bodyPr rot="0" spcFirstLastPara="0" vertOverflow="overflow" horzOverflow="overflow" vert="horz" wrap="square" lIns="91440" tIns="45720" rIns="91440" bIns="45720" numCol="1" spcCol="0" rtlCol="0" fromWordArt="0" anchor="ctr" anchorCtr="0" forceAA="0" compatLnSpc="1">
+                        <a:prstTxWarp prst="textNoShape">
+                          <a:avLst/>
+                        </a:prstTxWarp>
+                        <a:noAutofit/>
+                      </wps:bodyPr>
+                    </wps:wsp>
+                  </a:graphicData>
+                </a:graphic>
+              </wp:inline>
+            </w:drawing>
+          </mc:Choice>
+          <mc:Fallback>
+            <w:pict>
+              <v:roundrect w14:anchorId="17CAD1E2" id="矩形: 圆角 4" o:spid="_x0000_s1026" alt="OH_InkBar" style="width:350.65pt;height:21.1pt;visibility:visible;mso-wrap-style:square;mso-left-percent:-10001;mso-top-percent:-10001;mso-position-horizontal:absolute;mso-position-horizontal-relative:char;mso-position-vertical:absolute;mso-position-vertical-relative:line;mso-left-percent:-10001;mso-top-percent:-10001;v-text-anchor:middle" arcsize="17082f" o:gfxdata="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" fillcolor="#26231e" stroked="f" strokecolor="#09101d [484]" strokeweight="1pt">
+                <v:stroke joinstyle="miter"/>
+                <w10:anchorlock/>
+              </v:roundrect>
+            </w:pict>
+          </mc:Fallback>
+        </mc:AlternateContent>
       </w:r>
     </w:p>
     <w:tbl>
@@ -1028,12 +1265,6 @@
         <w:gridCol w:w="5072"/>
       </w:tblGrid>
       <w:tr>
-        <w:tblPrEx>
-          <w:tblCellMar>
-            <w:top w:w="0" w:type="dxa"/>
-            <w:bottom w:w="0" w:type="dxa"/>
-          </w:tblCellMar>
-        </w:tblPrEx>
         <w:trPr>
           <w:tblHeader/>
         </w:trPr>
@@ -1055,7 +1286,7 @@
           </w:tcPr>
           <w:p>
             <w:pPr>
-              <w:pStyle w:val="af2"/>
+              <w:pStyle w:val="af3"/>
               <w:keepNext/>
             </w:pPr>
             <w:r>
@@ -1081,7 +1312,7 @@
           </w:tcPr>
           <w:p>
             <w:pPr>
-              <w:pStyle w:val="af2"/>
+              <w:pStyle w:val="af3"/>
               <w:keepNext/>
             </w:pPr>
             <w:r>
@@ -1107,7 +1338,7 @@
           </w:tcPr>
           <w:p>
             <w:pPr>
-              <w:pStyle w:val="af2"/>
+              <w:pStyle w:val="af3"/>
               <w:keepNext/>
             </w:pPr>
             <w:r>
@@ -1117,12 +1348,6 @@
         </w:tc>
       </w:tr>
       <w:tr>
-        <w:tblPrEx>
-          <w:tblCellMar>
-            <w:top w:w="0" w:type="dxa"/>
-            <w:bottom w:w="0" w:type="dxa"/>
-          </w:tblCellMar>
-        </w:tblPrEx>
         <w:trPr>
           <w:cantSplit/>
         </w:trPr>
@@ -1144,7 +1369,7 @@
           </w:tcPr>
           <w:p>
             <w:pPr>
-              <w:pStyle w:val="af3"/>
+              <w:pStyle w:val="af4"/>
               <w:keepNext/>
             </w:pPr>
             <w:r>
@@ -1170,7 +1395,7 @@
           </w:tcPr>
           <w:p>
             <w:pPr>
-              <w:pStyle w:val="af3"/>
+              <w:pStyle w:val="af4"/>
               <w:keepNext/>
             </w:pPr>
             <w:r>
@@ -1199,7 +1424,7 @@
           </w:tcPr>
           <w:p>
             <w:pPr>
-              <w:pStyle w:val="af3"/>
+              <w:pStyle w:val="af4"/>
               <w:keepNext/>
             </w:pPr>
             <w:r>
@@ -1209,12 +1434,6 @@
         </w:tc>
       </w:tr>
       <w:tr>
-        <w:tblPrEx>
-          <w:tblCellMar>
-            <w:top w:w="0" w:type="dxa"/>
-            <w:bottom w:w="0" w:type="dxa"/>
-          </w:tblCellMar>
-        </w:tblPrEx>
         <w:trPr>
           <w:cantSplit/>
         </w:trPr>
@@ -1236,7 +1455,7 @@
           </w:tcPr>
           <w:p>
             <w:pPr>
-              <w:pStyle w:val="af3"/>
+              <w:pStyle w:val="af4"/>
               <w:keepNext/>
             </w:pPr>
             <w:r>
@@ -1262,7 +1481,7 @@
           </w:tcPr>
           <w:p>
             <w:pPr>
-              <w:pStyle w:val="af3"/>
+              <w:pStyle w:val="af4"/>
               <w:keepNext/>
             </w:pPr>
             <w:r>
@@ -1291,7 +1510,7 @@
           </w:tcPr>
           <w:p>
             <w:pPr>
-              <w:pStyle w:val="af3"/>
+              <w:pStyle w:val="af4"/>
               <w:keepNext/>
             </w:pPr>
             <w:r>
@@ -1301,12 +1520,6 @@
         </w:tc>
       </w:tr>
       <w:tr>
-        <w:tblPrEx>
-          <w:tblCellMar>
-            <w:top w:w="0" w:type="dxa"/>
-            <w:bottom w:w="0" w:type="dxa"/>
-          </w:tblCellMar>
-        </w:tblPrEx>
         <w:trPr>
           <w:cantSplit/>
         </w:trPr>
@@ -1328,7 +1541,7 @@
           </w:tcPr>
           <w:p>
             <w:pPr>
-              <w:pStyle w:val="af3"/>
+              <w:pStyle w:val="af4"/>
             </w:pPr>
             <w:r>
               <w:t>知会</w:t>
@@ -1353,7 +1566,7 @@
           </w:tcPr>
           <w:p>
             <w:pPr>
-              <w:pStyle w:val="af3"/>
+              <w:pStyle w:val="af4"/>
             </w:pPr>
             <w:r>
               <w:rPr>
@@ -1393,7 +1606,7 @@
           </w:tcPr>
           <w:p>
             <w:pPr>
-              <w:pStyle w:val="af3"/>
+              <w:pStyle w:val="af4"/>
             </w:pPr>
             <w:r>
               <w:t>了解结论，无需反馈</w:t>
@@ -1410,29 +1623,120 @@
     <w:p>
       <w:pPr>
         <w:pStyle w:val="ab"/>
+        <w:rPr>
+          <w:vanish/>
+          <w:specVanish/>
+        </w:rPr>
       </w:pPr>
       <w:r>
         <w:lastRenderedPageBreak/>
         <w:t xml:space="preserve">目录　</w:t>
       </w:r>
+    </w:p>
+    <w:p>
+      <w:pPr>
+        <w:pStyle w:val="afa"/>
+        <w:spacing w:after="240"/>
+      </w:pPr>
       <w:r>
         <w:rPr>
-          <w:shd w:val="clear" w:color="auto" w:fill="26231E"/>
+          <w:noProof/>
+          <w:position w:val="-17"/>
         </w:rPr>
-        <w:tab/>
+        <mc:AlternateContent>
+          <mc:Choice Requires="wps">
+            <w:drawing>
+              <wp:inline distT="0" distB="0" distL="0" distR="0" wp14:anchorId="274F2178" wp14:editId="57B2957E">
+                <wp:extent cx="5105400" cy="267970"/>
+                <wp:effectExtent l="0" t="0" r="0" b="0"/>
+                <wp:docPr id="5" name="矩形: 圆角 5" descr="OH_InkBar"/>
+                <wp:cNvGraphicFramePr/>
+                <a:graphic xmlns:a="http://schemas.openxmlformats.org/drawingml/2006/main">
+                  <a:graphicData uri="http://schemas.microsoft.com/office/word/2010/wordprocessingShape">
+                    <wps:wsp>
+                      <wps:cNvSpPr/>
+                      <wps:spPr>
+                        <a:xfrm>
+                          <a:off x="0" y="0"/>
+                          <a:ext cx="5105400" cy="267970"/>
+                        </a:xfrm>
+                        <a:prstGeom prst="roundRect">
+                          <a:avLst>
+                            <a:gd name="adj" fmla="val 26066"/>
+                          </a:avLst>
+                        </a:prstGeom>
+                        <a:solidFill>
+                          <a:srgbClr val="26231E"/>
+                        </a:solidFill>
+                        <a:ln w="12700" cap="flat" cmpd="sng" algn="ctr">
+                          <a:noFill/>
+                          <a:prstDash val="solid"/>
+                          <a:miter lim="800000"/>
+                        </a:ln>
+                        <a:effectLst/>
+                        <a:extLst>
+                          <a:ext uri="{91240B29-F687-4F45-9708-019B960494DF}">
+                            <a14:hiddenLine xmlns:a14="http://schemas.microsoft.com/office/drawing/2010/main" w="12700" cap="flat" cmpd="sng" algn="ctr">
+                              <a:solidFill>
+                                <a:schemeClr val="accent1">
+                                  <a:shade val="15000"/>
+                                </a:schemeClr>
+                              </a:solidFill>
+                              <a:prstDash val="solid"/>
+                              <a:miter lim="800000"/>
+                            </a14:hiddenLine>
+                          </a:ext>
+                        </a:extLst>
+                      </wps:spPr>
+                      <wps:style>
+                        <a:lnRef idx="2">
+                          <a:schemeClr val="accent1">
+                            <a:shade val="15000"/>
+                          </a:schemeClr>
+                        </a:lnRef>
+                        <a:fillRef idx="1">
+                          <a:schemeClr val="accent1"/>
+                        </a:fillRef>
+                        <a:effectRef idx="0">
+                          <a:schemeClr val="accent1"/>
+                        </a:effectRef>
+                        <a:fontRef idx="minor">
+                          <a:schemeClr val="lt1"/>
+                        </a:fontRef>
+                      </wps:style>
+                      <wps:bodyPr rot="0" spcFirstLastPara="0" vertOverflow="overflow" horzOverflow="overflow" vert="horz" wrap="square" lIns="91440" tIns="45720" rIns="91440" bIns="45720" numCol="1" spcCol="0" rtlCol="0" fromWordArt="0" anchor="ctr" anchorCtr="0" forceAA="0" compatLnSpc="1">
+                        <a:prstTxWarp prst="textNoShape">
+                          <a:avLst/>
+                        </a:prstTxWarp>
+                        <a:noAutofit/>
+                      </wps:bodyPr>
+                    </wps:wsp>
+                  </a:graphicData>
+                </a:graphic>
+              </wp:inline>
+            </w:drawing>
+          </mc:Choice>
+          <mc:Fallback>
+            <w:pict>
+              <v:roundrect w14:anchorId="520ACA3B" id="矩形: 圆角 5" o:spid="_x0000_s1026" alt="OH_InkBar" style="width:402pt;height:21.1pt;visibility:visible;mso-wrap-style:square;mso-left-percent:-10001;mso-top-percent:-10001;mso-position-horizontal:absolute;mso-position-horizontal-relative:char;mso-position-vertical:absolute;mso-position-vertical-relative:line;mso-left-percent:-10001;mso-top-percent:-10001;v-text-anchor:middle" arcsize="17082f" o:gfxdata="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" fillcolor="#26231e" stroked="f" strokecolor="#09101d [484]" strokeweight="1pt">
+                <v:stroke joinstyle="miter"/>
+                <w10:anchorlock/>
+              </v:roundrect>
+            </w:pict>
+          </mc:Fallback>
+        </mc:AlternateContent>
       </w:r>
     </w:p>
     <w:sdt>
       <w:sdtPr>
-        <w:alias w:val="目录"/>
-        <w:id w:val="774213747"/>
-      </w:sdtPr>
-      <w:sdtEndPr>
         <w:rPr>
           <w:b w:val="0"/>
           <w:bCs w:val="0"/>
         </w:rPr>
-      </w:sdtEndPr>
+        <w:alias w:val="目录"/>
+        <w:id w:val="774213747"/>
+      </w:sdtPr>
+      <w:sdtEndPr/>
       <w:sdtContent>
         <w:p>
           <w:pPr>
@@ -1461,7 +1765,7 @@
           <w:r>
             <w:fldChar w:fldCharType="separate"/>
           </w:r>
-          <w:hyperlink w:anchor="_Toc241499935" w:history="1">
+          <w:hyperlink w:anchor="_Toc241509793" w:history="1">
             <w:r>
               <w:rPr>
                 <w:rStyle w:val="a4"/>
@@ -1495,7 +1799,7 @@
               <w:rPr>
                 <w:noProof/>
               </w:rPr>
-              <w:instrText>PAGEREF _Toc241499935 \h</w:instrText>
+              <w:instrText>PAGEREF _Toc241509793 \h</w:instrText>
             </w:r>
             <w:r>
               <w:rPr>
@@ -1550,12 +1854,13 @@
               <w14:ligatures w14:val="standardContextual"/>
             </w:rPr>
           </w:pPr>
-          <w:hyperlink w:anchor="_Toc241499936" w:history="1">
+          <w:hyperlink w:anchor="_Toc241509794" w:history="1">
             <w:r>
               <w:rPr>
                 <w:rStyle w:val="a4"/>
                 <w:rFonts w:ascii="Bahnschrift" w:hAnsi="Bahnschrift" w:hint="eastAsia"/>
                 <w:noProof/>
+                <w:specVanish/>
               </w:rPr>
               <w:t>01</w:t>
             </w:r>
@@ -1606,7 +1911,7 @@
               <w:rPr>
                 <w:noProof/>
               </w:rPr>
-              <w:instrText>PAGEREF _Toc241499936 \h</w:instrText>
+              <w:instrText>PAGEREF _Toc241509794 \h</w:instrText>
             </w:r>
             <w:r>
               <w:rPr>
@@ -1659,7 +1964,7 @@
               <w14:ligatures w14:val="standardContextual"/>
             </w:rPr>
           </w:pPr>
-          <w:hyperlink w:anchor="_Toc241499937" w:history="1">
+          <w:hyperlink w:anchor="_Toc241509795" w:history="1">
             <w:r>
               <w:rPr>
                 <w:rStyle w:val="a4"/>
@@ -1713,7 +2018,7 @@
               <w:rPr>
                 <w:noProof/>
               </w:rPr>
-              <w:instrText>PAGEREF _Toc241499937 \h</w:instrText>
+              <w:instrText>PAGEREF _Toc241509795 \h</w:instrText>
             </w:r>
             <w:r>
               <w:rPr>
@@ -1766,7 +2071,7 @@
               <w14:ligatures w14:val="standardContextual"/>
             </w:rPr>
           </w:pPr>
-          <w:hyperlink w:anchor="_Toc241499938" w:history="1">
+          <w:hyperlink w:anchor="_Toc241509796" w:history="1">
             <w:r>
               <w:rPr>
                 <w:rStyle w:val="a4"/>
@@ -1820,7 +2125,7 @@
               <w:rPr>
                 <w:noProof/>
               </w:rPr>
-              <w:instrText>PAGEREF _Toc241499938 \h</w:instrText>
+              <w:instrText>PAGEREF _Toc241509796 \h</w:instrText>
             </w:r>
             <w:r>
               <w:rPr>
@@ -1873,7 +2178,7 @@
               <w14:ligatures w14:val="standardContextual"/>
             </w:rPr>
           </w:pPr>
-          <w:hyperlink w:anchor="_Toc241499939" w:history="1">
+          <w:hyperlink w:anchor="_Toc241509797" w:history="1">
             <w:r>
               <w:rPr>
                 <w:rStyle w:val="a4"/>
@@ -1927,7 +2232,7 @@
               <w:rPr>
                 <w:noProof/>
               </w:rPr>
-              <w:instrText>PAGEREF _Toc241499939 \h</w:instrText>
+              <w:instrText>PAGEREF _Toc241509797 \h</w:instrText>
             </w:r>
             <w:r>
               <w:rPr>
@@ -1982,12 +2287,13 @@
               <w14:ligatures w14:val="standardContextual"/>
             </w:rPr>
           </w:pPr>
-          <w:hyperlink w:anchor="_Toc241499940" w:history="1">
+          <w:hyperlink w:anchor="_Toc241509798" w:history="1">
             <w:r>
               <w:rPr>
                 <w:rStyle w:val="a4"/>
                 <w:rFonts w:ascii="Bahnschrift" w:hAnsi="Bahnschrift" w:hint="eastAsia"/>
                 <w:noProof/>
+                <w:specVanish/>
               </w:rPr>
               <w:t>02</w:t>
             </w:r>
@@ -2038,7 +2344,7 @@
               <w:rPr>
                 <w:noProof/>
               </w:rPr>
-              <w:instrText>PAGEREF _Toc241499940 \h</w:instrText>
+              <w:instrText>PAGEREF _Toc241509798 \h</w:instrText>
             </w:r>
             <w:r>
               <w:rPr>
@@ -2091,7 +2397,7 @@
               <w14:ligatures w14:val="standardContextual"/>
             </w:rPr>
           </w:pPr>
-          <w:hyperlink w:anchor="_Toc241499941" w:history="1">
+          <w:hyperlink w:anchor="_Toc241509799" w:history="1">
             <w:r>
               <w:rPr>
                 <w:rStyle w:val="a4"/>
@@ -2145,7 +2451,7 @@
               <w:rPr>
                 <w:noProof/>
               </w:rPr>
-              <w:instrText>PAGEREF _Toc241499941 \h</w:instrText>
+              <w:instrText>PAGEREF _Toc241509799 \h</w:instrText>
             </w:r>
             <w:r>
               <w:rPr>
@@ -2198,7 +2504,7 @@
               <w14:ligatures w14:val="standardContextual"/>
             </w:rPr>
           </w:pPr>
-          <w:hyperlink w:anchor="_Toc241499942" w:history="1">
+          <w:hyperlink w:anchor="_Toc241509800" w:history="1">
             <w:r>
               <w:rPr>
                 <w:rStyle w:val="a4"/>
@@ -2252,7 +2558,7 @@
               <w:rPr>
                 <w:noProof/>
               </w:rPr>
-              <w:instrText>PAGEREF _Toc241499942 \h</w:instrText>
+              <w:instrText>PAGEREF _Toc241509800 \h</w:instrText>
             </w:r>
             <w:r>
               <w:rPr>
@@ -2305,7 +2611,7 @@
               <w14:ligatures w14:val="standardContextual"/>
             </w:rPr>
           </w:pPr>
-          <w:hyperlink w:anchor="_Toc241499943" w:history="1">
+          <w:hyperlink w:anchor="_Toc241509801" w:history="1">
             <w:r>
               <w:rPr>
                 <w:rStyle w:val="a4"/>
@@ -2359,7 +2665,7 @@
               <w:rPr>
                 <w:noProof/>
               </w:rPr>
-              <w:instrText>PAGEREF _Toc241499943 \h</w:instrText>
+              <w:instrText>PAGEREF _Toc241509801 \h</w:instrText>
             </w:r>
             <w:r>
               <w:rPr>
@@ -2414,12 +2720,13 @@
               <w14:ligatures w14:val="standardContextual"/>
             </w:rPr>
           </w:pPr>
-          <w:hyperlink w:anchor="_Toc241499944" w:history="1">
+          <w:hyperlink w:anchor="_Toc241509802" w:history="1">
             <w:r>
               <w:rPr>
                 <w:rStyle w:val="a4"/>
                 <w:rFonts w:ascii="Bahnschrift" w:hAnsi="Bahnschrift" w:hint="eastAsia"/>
                 <w:noProof/>
+                <w:specVanish/>
               </w:rPr>
               <w:t>03</w:t>
             </w:r>
@@ -2470,7 +2777,7 @@
               <w:rPr>
                 <w:noProof/>
               </w:rPr>
-              <w:instrText>PAGEREF _Toc241499944 \h</w:instrText>
+              <w:instrText>PAGEREF _Toc241509802 \h</w:instrText>
             </w:r>
             <w:r>
               <w:rPr>
@@ -2523,7 +2830,7 @@
               <w14:ligatures w14:val="standardContextual"/>
             </w:rPr>
           </w:pPr>
-          <w:hyperlink w:anchor="_Toc241499945" w:history="1">
+          <w:hyperlink w:anchor="_Toc241509803" w:history="1">
             <w:r>
               <w:rPr>
                 <w:rStyle w:val="a4"/>
@@ -2577,7 +2884,7 @@
               <w:rPr>
                 <w:noProof/>
               </w:rPr>
-              <w:instrText>PAGEREF _Toc241499945 \h</w:instrText>
+              <w:instrText>PAGEREF _Toc241509803 \h</w:instrText>
             </w:r>
             <w:r>
               <w:rPr>
@@ -2630,7 +2937,7 @@
               <w14:ligatures w14:val="standardContextual"/>
             </w:rPr>
           </w:pPr>
-          <w:hyperlink w:anchor="_Toc241499946" w:history="1">
+          <w:hyperlink w:anchor="_Toc241509804" w:history="1">
             <w:r>
               <w:rPr>
                 <w:rStyle w:val="a4"/>
@@ -2684,7 +2991,7 @@
               <w:rPr>
                 <w:noProof/>
               </w:rPr>
-              <w:instrText>PAGEREF _Toc241499946 \h</w:instrText>
+              <w:instrText>PAGEREF _Toc241509804 \h</w:instrText>
             </w:r>
             <w:r>
               <w:rPr>
@@ -2737,7 +3044,7 @@
               <w14:ligatures w14:val="standardContextual"/>
             </w:rPr>
           </w:pPr>
-          <w:hyperlink w:anchor="_Toc241499947" w:history="1">
+          <w:hyperlink w:anchor="_Toc241509805" w:history="1">
             <w:r>
               <w:rPr>
                 <w:rStyle w:val="a4"/>
@@ -2791,7 +3098,7 @@
               <w:rPr>
                 <w:noProof/>
               </w:rPr>
-              <w:instrText>PAGEREF _Toc241499947 \h</w:instrText>
+              <w:instrText>PAGEREF _Toc241509805 \h</w:instrText>
             </w:r>
             <w:r>
               <w:rPr>
@@ -2846,12 +3153,13 @@
               <w14:ligatures w14:val="standardContextual"/>
             </w:rPr>
           </w:pPr>
-          <w:hyperlink w:anchor="_Toc241499948" w:history="1">
+          <w:hyperlink w:anchor="_Toc241509806" w:history="1">
             <w:r>
               <w:rPr>
                 <w:rStyle w:val="a4"/>
                 <w:rFonts w:ascii="Bahnschrift" w:hAnsi="Bahnschrift" w:hint="eastAsia"/>
                 <w:noProof/>
+                <w:specVanish/>
               </w:rPr>
               <w:t>04</w:t>
             </w:r>
@@ -2902,7 +3210,7 @@
               <w:rPr>
                 <w:noProof/>
               </w:rPr>
-              <w:instrText>PAGEREF _Toc241499948 \h</w:instrText>
+              <w:instrText>PAGEREF _Toc241509806 \h</w:instrText>
             </w:r>
             <w:r>
               <w:rPr>
@@ -2955,7 +3263,7 @@
               <w14:ligatures w14:val="standardContextual"/>
             </w:rPr>
           </w:pPr>
-          <w:hyperlink w:anchor="_Toc241499949" w:history="1">
+          <w:hyperlink w:anchor="_Toc241509807" w:history="1">
             <w:r>
               <w:rPr>
                 <w:rStyle w:val="a4"/>
@@ -3009,7 +3317,7 @@
               <w:rPr>
                 <w:noProof/>
               </w:rPr>
-              <w:instrText>PAGEREF _Toc241499949 \h</w:instrText>
+              <w:instrText>PAGEREF _Toc241509807 \h</w:instrText>
             </w:r>
             <w:r>
               <w:rPr>
@@ -3062,7 +3370,7 @@
               <w14:ligatures w14:val="standardContextual"/>
             </w:rPr>
           </w:pPr>
-          <w:hyperlink w:anchor="_Toc241499950" w:history="1">
+          <w:hyperlink w:anchor="_Toc241509808" w:history="1">
             <w:r>
               <w:rPr>
                 <w:rStyle w:val="a4"/>
@@ -3116,7 +3424,7 @@
               <w:rPr>
                 <w:noProof/>
               </w:rPr>
-              <w:instrText>PAGEREF _Toc241499950 \h</w:instrText>
+              <w:instrText>PAGEREF _Toc241509808 \h</w:instrText>
             </w:r>
             <w:r>
               <w:rPr>
@@ -3171,12 +3479,13 @@
               <w14:ligatures w14:val="standardContextual"/>
             </w:rPr>
           </w:pPr>
-          <w:hyperlink w:anchor="_Toc241499951" w:history="1">
+          <w:hyperlink w:anchor="_Toc241509809" w:history="1">
             <w:r>
               <w:rPr>
                 <w:rStyle w:val="a4"/>
                 <w:rFonts w:ascii="Bahnschrift" w:hAnsi="Bahnschrift" w:hint="eastAsia"/>
                 <w:noProof/>
+                <w:specVanish/>
               </w:rPr>
               <w:t>05</w:t>
             </w:r>
@@ -3227,7 +3536,7 @@
               <w:rPr>
                 <w:noProof/>
               </w:rPr>
-              <w:instrText>PAGEREF _Toc241499951 \h</w:instrText>
+              <w:instrText>PAGEREF _Toc241509809 \h</w:instrText>
             </w:r>
             <w:r>
               <w:rPr>
@@ -3282,12 +3591,13 @@
               <w14:ligatures w14:val="standardContextual"/>
             </w:rPr>
           </w:pPr>
-          <w:hyperlink w:anchor="_Toc241499952" w:history="1">
+          <w:hyperlink w:anchor="_Toc241509810" w:history="1">
             <w:r>
               <w:rPr>
                 <w:rStyle w:val="a4"/>
                 <w:rFonts w:ascii="Bahnschrift" w:hAnsi="Bahnschrift" w:hint="eastAsia"/>
                 <w:noProof/>
+                <w:specVanish/>
               </w:rPr>
               <w:t>06</w:t>
             </w:r>
@@ -3338,7 +3648,7 @@
               <w:rPr>
                 <w:noProof/>
               </w:rPr>
-              <w:instrText>PAGEREF _Toc241499952 \h</w:instrText>
+              <w:instrText>PAGEREF _Toc241509810 \h</w:instrText>
             </w:r>
             <w:r>
               <w:rPr>
@@ -3391,7 +3701,7 @@
               <w14:ligatures w14:val="standardContextual"/>
             </w:rPr>
           </w:pPr>
-          <w:hyperlink w:anchor="_Toc241499953" w:history="1">
+          <w:hyperlink w:anchor="_Toc241509811" w:history="1">
             <w:r>
               <w:rPr>
                 <w:rStyle w:val="a4"/>
@@ -3445,7 +3755,7 @@
               <w:rPr>
                 <w:noProof/>
               </w:rPr>
-              <w:instrText>PAGEREF _Toc241499953 \h</w:instrText>
+              <w:instrText>PAGEREF _Toc241509811 \h</w:instrText>
             </w:r>
             <w:r>
               <w:rPr>
@@ -3498,7 +3808,7 @@
               <w14:ligatures w14:val="standardContextual"/>
             </w:rPr>
           </w:pPr>
-          <w:hyperlink w:anchor="_Toc241499954" w:history="1">
+          <w:hyperlink w:anchor="_Toc241509812" w:history="1">
             <w:r>
               <w:rPr>
                 <w:rStyle w:val="a4"/>
@@ -3552,7 +3862,7 @@
               <w:rPr>
                 <w:noProof/>
               </w:rPr>
-              <w:instrText>PAGEREF _Toc241499954 \h</w:instrText>
+              <w:instrText>PAGEREF _Toc241509812 \h</w:instrText>
             </w:r>
             <w:r>
               <w:rPr>
@@ -3605,7 +3915,7 @@
               <w14:ligatures w14:val="standardContextual"/>
             </w:rPr>
           </w:pPr>
-          <w:hyperlink w:anchor="_Toc241499955" w:history="1">
+          <w:hyperlink w:anchor="_Toc241509813" w:history="1">
             <w:r>
               <w:rPr>
                 <w:rStyle w:val="a4"/>
@@ -3659,7 +3969,7 @@
               <w:rPr>
                 <w:noProof/>
               </w:rPr>
-              <w:instrText>PAGEREF _Toc241499955 \h</w:instrText>
+              <w:instrText>PAGEREF _Toc241509813 \h</w:instrText>
             </w:r>
             <w:r>
               <w:rPr>
@@ -3713,7 +4023,7 @@
               <w14:ligatures w14:val="standardContextual"/>
             </w:rPr>
           </w:pPr>
-          <w:hyperlink w:anchor="_Toc241499956" w:history="1">
+          <w:hyperlink w:anchor="_Toc241509814" w:history="1">
             <w:r>
               <w:rPr>
                 <w:rStyle w:val="a4"/>
@@ -3747,7 +4057,7 @@
               <w:rPr>
                 <w:noProof/>
               </w:rPr>
-              <w:instrText>PAGEREF _Toc241499956 \h</w:instrText>
+              <w:instrText>PAGEREF _Toc241509814 \h</w:instrText>
             </w:r>
             <w:r>
               <w:rPr>
@@ -3801,7 +4111,7 @@
               <w14:ligatures w14:val="standardContextual"/>
             </w:rPr>
           </w:pPr>
-          <w:hyperlink w:anchor="_Toc241499957" w:history="1">
+          <w:hyperlink w:anchor="_Toc241509815" w:history="1">
             <w:r>
               <w:rPr>
                 <w:rStyle w:val="a4"/>
@@ -3835,7 +4145,7 @@
               <w:rPr>
                 <w:noProof/>
               </w:rPr>
-              <w:instrText>PAGEREF _Toc241499957 \h</w:instrText>
+              <w:instrText>PAGEREF _Toc241509815 \h</w:instrText>
             </w:r>
             <w:r>
               <w:rPr>
@@ -3886,8 +4196,12 @@
     <w:p>
       <w:pPr>
         <w:pStyle w:val="11"/>
+        <w:rPr>
+          <w:vanish/>
+          <w:specVanish/>
+        </w:rPr>
       </w:pPr>
-      <w:bookmarkStart w:id="0" w:name="_Toc241499935"/>
+      <w:bookmarkStart w:id="0" w:name="_Toc241509793"/>
       <w:r>
         <w:lastRenderedPageBreak/>
         <w:t>摘要</w:t>
@@ -3895,17 +4209,105 @@
       <w:bookmarkEnd w:id="0"/>
       <w:r>
         <w:t xml:space="preserve">　</w:t>
-      </w:r>
-      <w:r>
-        <w:rPr>
-          <w:shd w:val="clear" w:color="auto" w:fill="26231E"/>
-        </w:rPr>
-        <w:tab/>
       </w:r>
     </w:p>
     <w:p>
       <w:pPr>
-        <w:pStyle w:val="af1"/>
+        <w:pStyle w:val="afa"/>
+        <w:spacing w:after="240"/>
+      </w:pPr>
+      <w:r>
+        <w:rPr>
+          <w:noProof/>
+          <w:position w:val="-17"/>
+        </w:rPr>
+        <mc:AlternateContent>
+          <mc:Choice Requires="wps">
+            <w:drawing>
+              <wp:inline distT="0" distB="0" distL="0" distR="0" wp14:anchorId="538876C4" wp14:editId="791DF63C">
+                <wp:extent cx="5105400" cy="267970"/>
+                <wp:effectExtent l="0" t="0" r="0" b="0"/>
+                <wp:docPr id="6" name="矩形: 圆角 6" descr="OH_InkBar"/>
+                <wp:cNvGraphicFramePr/>
+                <a:graphic xmlns:a="http://schemas.openxmlformats.org/drawingml/2006/main">
+                  <a:graphicData uri="http://schemas.microsoft.com/office/word/2010/wordprocessingShape">
+                    <wps:wsp>
+                      <wps:cNvSpPr/>
+                      <wps:spPr>
+                        <a:xfrm>
+                          <a:off x="0" y="0"/>
+                          <a:ext cx="5105400" cy="267970"/>
+                        </a:xfrm>
+                        <a:prstGeom prst="roundRect">
+                          <a:avLst>
+                            <a:gd name="adj" fmla="val 26066"/>
+                          </a:avLst>
+                        </a:prstGeom>
+                        <a:solidFill>
+                          <a:srgbClr val="26231E"/>
+                        </a:solidFill>
+                        <a:ln w="12700" cap="flat" cmpd="sng" algn="ctr">
+                          <a:noFill/>
+                          <a:prstDash val="solid"/>
+                          <a:miter lim="800000"/>
+                        </a:ln>
+                        <a:effectLst/>
+                        <a:extLst>
+                          <a:ext uri="{91240B29-F687-4F45-9708-019B960494DF}">
+                            <a14:hiddenLine xmlns:a14="http://schemas.microsoft.com/office/drawing/2010/main" w="12700" cap="flat" cmpd="sng" algn="ctr">
+                              <a:solidFill>
+                                <a:schemeClr val="accent1">
+                                  <a:shade val="15000"/>
+                                </a:schemeClr>
+                              </a:solidFill>
+                              <a:prstDash val="solid"/>
+                              <a:miter lim="800000"/>
+                            </a14:hiddenLine>
+                          </a:ext>
+                        </a:extLst>
+                      </wps:spPr>
+                      <wps:style>
+                        <a:lnRef idx="2">
+                          <a:schemeClr val="accent1">
+                            <a:shade val="15000"/>
+                          </a:schemeClr>
+                        </a:lnRef>
+                        <a:fillRef idx="1">
+                          <a:schemeClr val="accent1"/>
+                        </a:fillRef>
+                        <a:effectRef idx="0">
+                          <a:schemeClr val="accent1"/>
+                        </a:effectRef>
+                        <a:fontRef idx="minor">
+                          <a:schemeClr val="lt1"/>
+                        </a:fontRef>
+                      </wps:style>
+                      <wps:bodyPr rot="0" spcFirstLastPara="0" vertOverflow="overflow" horzOverflow="overflow" vert="horz" wrap="square" lIns="91440" tIns="45720" rIns="91440" bIns="45720" numCol="1" spcCol="0" rtlCol="0" fromWordArt="0" anchor="ctr" anchorCtr="0" forceAA="0" compatLnSpc="1">
+                        <a:prstTxWarp prst="textNoShape">
+                          <a:avLst/>
+                        </a:prstTxWarp>
+                        <a:noAutofit/>
+                      </wps:bodyPr>
+                    </wps:wsp>
+                  </a:graphicData>
+                </a:graphic>
+              </wp:inline>
+            </w:drawing>
+          </mc:Choice>
+          <mc:Fallback>
+            <w:pict>
+              <v:roundrect w14:anchorId="530B06A4" id="矩形: 圆角 6" o:spid="_x0000_s1026" alt="OH_InkBar" style="width:402pt;height:21.1pt;visibility:visible;mso-wrap-style:square;mso-left-percent:-10001;mso-top-percent:-10001;mso-position-horizontal:absolute;mso-position-horizontal-relative:char;mso-position-vertical:absolute;mso-position-vertical-relative:line;mso-left-percent:-10001;mso-top-percent:-10001;v-text-anchor:middle" arcsize="17082f" o:gfxdata="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" fillcolor="#26231e" stroked="f" strokecolor="#09101d [484]" strokeweight="1pt">
+                <v:stroke joinstyle="miter"/>
+                <w10:anchorlock/>
+              </v:roundrect>
+            </w:pict>
+          </mc:Fallback>
+        </mc:AlternateContent>
+      </w:r>
+    </w:p>
+    <w:p>
+      <w:pPr>
+        <w:pStyle w:val="af2"/>
       </w:pPr>
       <w:r>
         <w:t>用</w:t>
@@ -3940,12 +4342,6 @@
         <w:gridCol w:w="8272"/>
       </w:tblGrid>
       <w:tr>
-        <w:tblPrEx>
-          <w:tblCellMar>
-            <w:top w:w="0" w:type="dxa"/>
-            <w:bottom w:w="0" w:type="dxa"/>
-          </w:tblCellMar>
-        </w:tblPrEx>
         <w:trPr>
           <w:tblHeader/>
         </w:trPr>
@@ -3967,7 +4363,7 @@
           </w:tcPr>
           <w:p>
             <w:pPr>
-              <w:pStyle w:val="af2"/>
+              <w:pStyle w:val="af3"/>
               <w:keepNext/>
             </w:pPr>
           </w:p>
@@ -3990,7 +4386,7 @@
           </w:tcPr>
           <w:p>
             <w:pPr>
-              <w:pStyle w:val="af2"/>
+              <w:pStyle w:val="af3"/>
               <w:keepNext/>
             </w:pPr>
             <w:r>
@@ -4000,12 +4396,6 @@
         </w:tc>
       </w:tr>
       <w:tr>
-        <w:tblPrEx>
-          <w:tblCellMar>
-            <w:top w:w="0" w:type="dxa"/>
-            <w:bottom w:w="0" w:type="dxa"/>
-          </w:tblCellMar>
-        </w:tblPrEx>
         <w:trPr>
           <w:cantSplit/>
         </w:trPr>
@@ -4027,7 +4417,7 @@
           </w:tcPr>
           <w:p>
             <w:pPr>
-              <w:pStyle w:val="af3"/>
+              <w:pStyle w:val="af4"/>
             </w:pPr>
             <w:r>
               <w:rPr>
@@ -4057,7 +4447,7 @@
           </w:tcPr>
           <w:p>
             <w:pPr>
-              <w:pStyle w:val="af3"/>
+              <w:pStyle w:val="af4"/>
               <w:keepNext/>
             </w:pPr>
             <w:r>
@@ -4067,12 +4457,6 @@
         </w:tc>
       </w:tr>
       <w:tr>
-        <w:tblPrEx>
-          <w:tblCellMar>
-            <w:top w:w="0" w:type="dxa"/>
-            <w:bottom w:w="0" w:type="dxa"/>
-          </w:tblCellMar>
-        </w:tblPrEx>
         <w:trPr>
           <w:cantSplit/>
         </w:trPr>
@@ -4094,7 +4478,7 @@
           </w:tcPr>
           <w:p>
             <w:pPr>
-              <w:pStyle w:val="af3"/>
+              <w:pStyle w:val="af4"/>
             </w:pPr>
             <w:r>
               <w:rPr>
@@ -4124,7 +4508,7 @@
           </w:tcPr>
           <w:p>
             <w:pPr>
-              <w:pStyle w:val="af3"/>
+              <w:pStyle w:val="af4"/>
               <w:keepNext/>
             </w:pPr>
             <w:r>
@@ -4134,12 +4518,6 @@
         </w:tc>
       </w:tr>
       <w:tr>
-        <w:tblPrEx>
-          <w:tblCellMar>
-            <w:top w:w="0" w:type="dxa"/>
-            <w:bottom w:w="0" w:type="dxa"/>
-          </w:tblCellMar>
-        </w:tblPrEx>
         <w:trPr>
           <w:cantSplit/>
         </w:trPr>
@@ -4161,7 +4539,7 @@
           </w:tcPr>
           <w:p>
             <w:pPr>
-              <w:pStyle w:val="af3"/>
+              <w:pStyle w:val="af4"/>
             </w:pPr>
             <w:r>
               <w:rPr>
@@ -4191,7 +4569,7 @@
           </w:tcPr>
           <w:p>
             <w:pPr>
-              <w:pStyle w:val="af3"/>
+              <w:pStyle w:val="af4"/>
             </w:pPr>
             <w:r>
               <w:t>一句话陈述，对应一条可执行的建议。</w:t>
@@ -4230,12 +4608,6 @@
         <w:gridCol w:w="1500"/>
       </w:tblGrid>
       <w:tr>
-        <w:tblPrEx>
-          <w:tblCellMar>
-            <w:top w:w="0" w:type="dxa"/>
-            <w:bottom w:w="0" w:type="dxa"/>
-          </w:tblCellMar>
-        </w:tblPrEx>
         <w:trPr>
           <w:tblHeader/>
         </w:trPr>
@@ -4257,7 +4629,7 @@
           </w:tcPr>
           <w:p>
             <w:pPr>
-              <w:pStyle w:val="af2"/>
+              <w:pStyle w:val="af3"/>
               <w:keepNext/>
             </w:pPr>
             <w:r>
@@ -4283,7 +4655,7 @@
           </w:tcPr>
           <w:p>
             <w:pPr>
-              <w:pStyle w:val="af2"/>
+              <w:pStyle w:val="af3"/>
               <w:keepNext/>
             </w:pPr>
             <w:r>
@@ -4309,7 +4681,7 @@
           </w:tcPr>
           <w:p>
             <w:pPr>
-              <w:pStyle w:val="af2"/>
+              <w:pStyle w:val="af3"/>
               <w:keepNext/>
             </w:pPr>
             <w:r>
@@ -4335,7 +4707,7 @@
           </w:tcPr>
           <w:p>
             <w:pPr>
-              <w:pStyle w:val="af2"/>
+              <w:pStyle w:val="af3"/>
               <w:keepNext/>
             </w:pPr>
             <w:r>
@@ -4345,12 +4717,6 @@
         </w:tc>
       </w:tr>
       <w:tr>
-        <w:tblPrEx>
-          <w:tblCellMar>
-            <w:top w:w="0" w:type="dxa"/>
-            <w:bottom w:w="0" w:type="dxa"/>
-          </w:tblCellMar>
-        </w:tblPrEx>
         <w:trPr>
           <w:cantSplit/>
         </w:trPr>
@@ -4372,7 +4738,7 @@
           </w:tcPr>
           <w:p>
             <w:pPr>
-              <w:pStyle w:val="af3"/>
+              <w:pStyle w:val="af4"/>
               <w:keepNext/>
             </w:pPr>
             <w:r>
@@ -4401,7 +4767,7 @@
           </w:tcPr>
           <w:p>
             <w:pPr>
-              <w:pStyle w:val="af3"/>
+              <w:pStyle w:val="af4"/>
               <w:keepNext/>
             </w:pPr>
             <w:r>
@@ -4427,7 +4793,7 @@
           </w:tcPr>
           <w:p>
             <w:pPr>
-              <w:pStyle w:val="af3"/>
+              <w:pStyle w:val="af4"/>
               <w:keepNext/>
             </w:pPr>
             <w:r>
@@ -4456,7 +4822,7 @@
           </w:tcPr>
           <w:p>
             <w:pPr>
-              <w:pStyle w:val="af3"/>
+              <w:pStyle w:val="af4"/>
               <w:keepNext/>
             </w:pPr>
             <w:r>
@@ -4466,12 +4832,6 @@
         </w:tc>
       </w:tr>
       <w:tr>
-        <w:tblPrEx>
-          <w:tblCellMar>
-            <w:top w:w="0" w:type="dxa"/>
-            <w:bottom w:w="0" w:type="dxa"/>
-          </w:tblCellMar>
-        </w:tblPrEx>
         <w:trPr>
           <w:cantSplit/>
         </w:trPr>
@@ -4493,7 +4853,7 @@
           </w:tcPr>
           <w:p>
             <w:pPr>
-              <w:pStyle w:val="af3"/>
+              <w:pStyle w:val="af4"/>
             </w:pPr>
             <w:r>
               <w:rPr>
@@ -4521,7 +4881,7 @@
           </w:tcPr>
           <w:p>
             <w:pPr>
-              <w:pStyle w:val="af3"/>
+              <w:pStyle w:val="af4"/>
             </w:pPr>
             <w:r>
               <w:t>P1</w:t>
@@ -4546,7 +4906,7 @@
           </w:tcPr>
           <w:p>
             <w:pPr>
-              <w:pStyle w:val="af3"/>
+              <w:pStyle w:val="af4"/>
             </w:pPr>
             <w:r>
               <w:rPr>
@@ -4574,7 +4934,7 @@
           </w:tcPr>
           <w:p>
             <w:pPr>
-              <w:pStyle w:val="af3"/>
+              <w:pStyle w:val="af4"/>
             </w:pPr>
             <w:r>
               <w:t>YYYY-MM</w:t>
@@ -4586,8 +4946,12 @@
     <w:p>
       <w:pPr>
         <w:pStyle w:val="1"/>
+        <w:rPr>
+          <w:vanish/>
+          <w:specVanish/>
+        </w:rPr>
       </w:pPr>
-      <w:bookmarkStart w:id="1" w:name="_Toc241499936"/>
+      <w:bookmarkStart w:id="1" w:name="_Toc241509794"/>
       <w:r>
         <w:t>调研背景与目标</w:t>
       </w:r>
@@ -4595,18 +4959,106 @@
       <w:r>
         <w:t xml:space="preserve">　</w:t>
       </w:r>
+    </w:p>
+    <w:p>
+      <w:pPr>
+        <w:pStyle w:val="afa"/>
+        <w:spacing w:after="240"/>
+      </w:pPr>
       <w:r>
         <w:rPr>
-          <w:shd w:val="clear" w:color="auto" w:fill="26231E"/>
+          <w:noProof/>
+          <w:position w:val="-17"/>
         </w:rPr>
-        <w:tab/>
+        <mc:AlternateContent>
+          <mc:Choice Requires="wps">
+            <w:drawing>
+              <wp:inline distT="0" distB="0" distL="0" distR="0" wp14:anchorId="68E14DF7" wp14:editId="0D7C587B">
+                <wp:extent cx="3451225" cy="267970"/>
+                <wp:effectExtent l="0" t="0" r="0" b="0"/>
+                <wp:docPr id="7" name="矩形: 圆角 7" descr="OH_InkBar"/>
+                <wp:cNvGraphicFramePr/>
+                <a:graphic xmlns:a="http://schemas.openxmlformats.org/drawingml/2006/main">
+                  <a:graphicData uri="http://schemas.microsoft.com/office/word/2010/wordprocessingShape">
+                    <wps:wsp>
+                      <wps:cNvSpPr/>
+                      <wps:spPr>
+                        <a:xfrm>
+                          <a:off x="0" y="0"/>
+                          <a:ext cx="3451225" cy="267970"/>
+                        </a:xfrm>
+                        <a:prstGeom prst="roundRect">
+                          <a:avLst>
+                            <a:gd name="adj" fmla="val 26066"/>
+                          </a:avLst>
+                        </a:prstGeom>
+                        <a:solidFill>
+                          <a:srgbClr val="26231E"/>
+                        </a:solidFill>
+                        <a:ln w="12700" cap="flat" cmpd="sng" algn="ctr">
+                          <a:noFill/>
+                          <a:prstDash val="solid"/>
+                          <a:miter lim="800000"/>
+                        </a:ln>
+                        <a:effectLst/>
+                        <a:extLst>
+                          <a:ext uri="{91240B29-F687-4F45-9708-019B960494DF}">
+                            <a14:hiddenLine xmlns:a14="http://schemas.microsoft.com/office/drawing/2010/main" w="12700" cap="flat" cmpd="sng" algn="ctr">
+                              <a:solidFill>
+                                <a:schemeClr val="accent1">
+                                  <a:shade val="15000"/>
+                                </a:schemeClr>
+                              </a:solidFill>
+                              <a:prstDash val="solid"/>
+                              <a:miter lim="800000"/>
+                            </a14:hiddenLine>
+                          </a:ext>
+                        </a:extLst>
+                      </wps:spPr>
+                      <wps:style>
+                        <a:lnRef idx="2">
+                          <a:schemeClr val="accent1">
+                            <a:shade val="15000"/>
+                          </a:schemeClr>
+                        </a:lnRef>
+                        <a:fillRef idx="1">
+                          <a:schemeClr val="accent1"/>
+                        </a:fillRef>
+                        <a:effectRef idx="0">
+                          <a:schemeClr val="accent1"/>
+                        </a:effectRef>
+                        <a:fontRef idx="minor">
+                          <a:schemeClr val="lt1"/>
+                        </a:fontRef>
+                      </wps:style>
+                      <wps:bodyPr rot="0" spcFirstLastPara="0" vertOverflow="overflow" horzOverflow="overflow" vert="horz" wrap="square" lIns="91440" tIns="45720" rIns="91440" bIns="45720" numCol="1" spcCol="0" rtlCol="0" fromWordArt="0" anchor="ctr" anchorCtr="0" forceAA="0" compatLnSpc="1">
+                        <a:prstTxWarp prst="textNoShape">
+                          <a:avLst/>
+                        </a:prstTxWarp>
+                        <a:noAutofit/>
+                      </wps:bodyPr>
+                    </wps:wsp>
+                  </a:graphicData>
+                </a:graphic>
+              </wp:inline>
+            </w:drawing>
+          </mc:Choice>
+          <mc:Fallback>
+            <w:pict>
+              <v:roundrect w14:anchorId="7C8F3A98" id="矩形: 圆角 7" o:spid="_x0000_s1026" alt="OH_InkBar" style="width:271.75pt;height:21.1pt;visibility:visible;mso-wrap-style:square;mso-left-percent:-10001;mso-top-percent:-10001;mso-position-horizontal:absolute;mso-position-horizontal-relative:char;mso-position-vertical:absolute;mso-position-vertical-relative:line;mso-left-percent:-10001;mso-top-percent:-10001;v-text-anchor:middle" arcsize="17082f" o:gfxdata="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" fillcolor="#26231e" stroked="f" strokecolor="#09101d [484]" strokeweight="1pt">
+                <v:stroke joinstyle="miter"/>
+                <w10:anchorlock/>
+              </v:roundrect>
+            </w:pict>
+          </mc:Fallback>
+        </mc:AlternateContent>
       </w:r>
     </w:p>
     <w:p>
       <w:pPr>
         <w:pStyle w:val="2"/>
       </w:pPr>
-      <w:bookmarkStart w:id="2" w:name="_Toc241499937"/>
+      <w:bookmarkStart w:id="2" w:name="_Toc241509795"/>
       <w:r>
         <w:t>背景</w:t>
       </w:r>
@@ -4614,7 +5066,7 @@
     </w:p>
     <w:p>
       <w:pPr>
-        <w:pStyle w:val="af1"/>
+        <w:pStyle w:val="af2"/>
       </w:pPr>
       <w:r>
         <w:t>说明调研的起因：遇到了什么问题、有什么机会、为什么是现在。写清楚与本项目的关系。</w:t>
@@ -4624,7 +5076,7 @@
       <w:pPr>
         <w:pStyle w:val="2"/>
       </w:pPr>
-      <w:bookmarkStart w:id="3" w:name="_Toc241499938"/>
+      <w:bookmarkStart w:id="3" w:name="_Toc241509796"/>
       <w:r>
         <w:t>调研目标</w:t>
       </w:r>
@@ -4682,7 +5134,7 @@
       <w:pPr>
         <w:pStyle w:val="2"/>
       </w:pPr>
-      <w:bookmarkStart w:id="4" w:name="_Toc241499939"/>
+      <w:bookmarkStart w:id="4" w:name="_Toc241509797"/>
       <w:r>
         <w:lastRenderedPageBreak/>
         <w:t>关键问题</w:t>
@@ -4691,7 +5143,7 @@
     </w:p>
     <w:p>
       <w:pPr>
-        <w:pStyle w:val="ae"/>
+        <w:pStyle w:val="af"/>
       </w:pPr>
       <w:r>
         <w:t>把核心问题写成一句疑问句，例如：在</w:t>
@@ -4724,8 +5176,12 @@
     <w:p>
       <w:pPr>
         <w:pStyle w:val="1"/>
+        <w:rPr>
+          <w:vanish/>
+          <w:specVanish/>
+        </w:rPr>
       </w:pPr>
-      <w:bookmarkStart w:id="5" w:name="_Toc241499940"/>
+      <w:bookmarkStart w:id="5" w:name="_Toc241509798"/>
       <w:r>
         <w:t>调研范围与方法</w:t>
       </w:r>
@@ -4733,18 +5189,106 @@
       <w:r>
         <w:t xml:space="preserve">　</w:t>
       </w:r>
+    </w:p>
+    <w:p>
+      <w:pPr>
+        <w:pStyle w:val="afa"/>
+        <w:spacing w:after="240"/>
+      </w:pPr>
       <w:r>
         <w:rPr>
-          <w:shd w:val="clear" w:color="auto" w:fill="26231E"/>
+          <w:noProof/>
+          <w:position w:val="-17"/>
         </w:rPr>
-        <w:tab/>
+        <mc:AlternateContent>
+          <mc:Choice Requires="wps">
+            <w:drawing>
+              <wp:inline distT="0" distB="0" distL="0" distR="0" wp14:anchorId="64CA51ED" wp14:editId="765B23BF">
+                <wp:extent cx="3451225" cy="267970"/>
+                <wp:effectExtent l="0" t="0" r="0" b="0"/>
+                <wp:docPr id="8" name="矩形: 圆角 8" descr="OH_InkBar"/>
+                <wp:cNvGraphicFramePr/>
+                <a:graphic xmlns:a="http://schemas.openxmlformats.org/drawingml/2006/main">
+                  <a:graphicData uri="http://schemas.microsoft.com/office/word/2010/wordprocessingShape">
+                    <wps:wsp>
+                      <wps:cNvSpPr/>
+                      <wps:spPr>
+                        <a:xfrm>
+                          <a:off x="0" y="0"/>
+                          <a:ext cx="3451225" cy="267970"/>
+                        </a:xfrm>
+                        <a:prstGeom prst="roundRect">
+                          <a:avLst>
+                            <a:gd name="adj" fmla="val 26066"/>
+                          </a:avLst>
+                        </a:prstGeom>
+                        <a:solidFill>
+                          <a:srgbClr val="26231E"/>
+                        </a:solidFill>
+                        <a:ln w="12700" cap="flat" cmpd="sng" algn="ctr">
+                          <a:noFill/>
+                          <a:prstDash val="solid"/>
+                          <a:miter lim="800000"/>
+                        </a:ln>
+                        <a:effectLst/>
+                        <a:extLst>
+                          <a:ext uri="{91240B29-F687-4F45-9708-019B960494DF}">
+                            <a14:hiddenLine xmlns:a14="http://schemas.microsoft.com/office/drawing/2010/main" w="12700" cap="flat" cmpd="sng" algn="ctr">
+                              <a:solidFill>
+                                <a:schemeClr val="accent1">
+                                  <a:shade val="15000"/>
+                                </a:schemeClr>
+                              </a:solidFill>
+                              <a:prstDash val="solid"/>
+                              <a:miter lim="800000"/>
+                            </a14:hiddenLine>
+                          </a:ext>
+                        </a:extLst>
+                      </wps:spPr>
+                      <wps:style>
+                        <a:lnRef idx="2">
+                          <a:schemeClr val="accent1">
+                            <a:shade val="15000"/>
+                          </a:schemeClr>
+                        </a:lnRef>
+                        <a:fillRef idx="1">
+                          <a:schemeClr val="accent1"/>
+                        </a:fillRef>
+                        <a:effectRef idx="0">
+                          <a:schemeClr val="accent1"/>
+                        </a:effectRef>
+                        <a:fontRef idx="minor">
+                          <a:schemeClr val="lt1"/>
+                        </a:fontRef>
+                      </wps:style>
+                      <wps:bodyPr rot="0" spcFirstLastPara="0" vertOverflow="overflow" horzOverflow="overflow" vert="horz" wrap="square" lIns="91440" tIns="45720" rIns="91440" bIns="45720" numCol="1" spcCol="0" rtlCol="0" fromWordArt="0" anchor="ctr" anchorCtr="0" forceAA="0" compatLnSpc="1">
+                        <a:prstTxWarp prst="textNoShape">
+                          <a:avLst/>
+                        </a:prstTxWarp>
+                        <a:noAutofit/>
+                      </wps:bodyPr>
+                    </wps:wsp>
+                  </a:graphicData>
+                </a:graphic>
+              </wp:inline>
+            </w:drawing>
+          </mc:Choice>
+          <mc:Fallback>
+            <w:pict>
+              <v:roundrect w14:anchorId="0232D570" id="矩形: 圆角 8" o:spid="_x0000_s1026" alt="OH_InkBar" style="width:271.75pt;height:21.1pt;visibility:visible;mso-wrap-style:square;mso-left-percent:-10001;mso-top-percent:-10001;mso-position-horizontal:absolute;mso-position-horizontal-relative:char;mso-position-vertical:absolute;mso-position-vertical-relative:line;mso-left-percent:-10001;mso-top-percent:-10001;v-text-anchor:middle" arcsize="17082f" o:gfxdata="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" fillcolor="#26231e" stroked="f" strokecolor="#09101d [484]" strokeweight="1pt">
+                <v:stroke joinstyle="miter"/>
+                <w10:anchorlock/>
+              </v:roundrect>
+            </w:pict>
+          </mc:Fallback>
+        </mc:AlternateContent>
       </w:r>
     </w:p>
     <w:p>
       <w:pPr>
         <w:pStyle w:val="2"/>
       </w:pPr>
-      <w:bookmarkStart w:id="6" w:name="_Toc241499941"/>
+      <w:bookmarkStart w:id="6" w:name="_Toc241509799"/>
       <w:r>
         <w:t>范围</w:t>
       </w:r>
@@ -4774,12 +5318,6 @@
         <w:gridCol w:w="3536"/>
       </w:tblGrid>
       <w:tr>
-        <w:tblPrEx>
-          <w:tblCellMar>
-            <w:top w:w="0" w:type="dxa"/>
-            <w:bottom w:w="0" w:type="dxa"/>
-          </w:tblCellMar>
-        </w:tblPrEx>
         <w:trPr>
           <w:tblHeader/>
         </w:trPr>
@@ -4801,7 +5339,7 @@
           </w:tcPr>
           <w:p>
             <w:pPr>
-              <w:pStyle w:val="af2"/>
+              <w:pStyle w:val="af3"/>
               <w:keepNext/>
             </w:pPr>
           </w:p>
@@ -4824,7 +5362,7 @@
           </w:tcPr>
           <w:p>
             <w:pPr>
-              <w:pStyle w:val="af2"/>
+              <w:pStyle w:val="af3"/>
               <w:keepNext/>
             </w:pPr>
             <w:r>
@@ -4850,7 +5388,7 @@
           </w:tcPr>
           <w:p>
             <w:pPr>
-              <w:pStyle w:val="af2"/>
+              <w:pStyle w:val="af3"/>
               <w:keepNext/>
             </w:pPr>
             <w:r>
@@ -4860,12 +5398,6 @@
         </w:tc>
       </w:tr>
       <w:tr>
-        <w:tblPrEx>
-          <w:tblCellMar>
-            <w:top w:w="0" w:type="dxa"/>
-            <w:bottom w:w="0" w:type="dxa"/>
-          </w:tblCellMar>
-        </w:tblPrEx>
         <w:trPr>
           <w:cantSplit/>
         </w:trPr>
@@ -4887,7 +5419,7 @@
           </w:tcPr>
           <w:p>
             <w:pPr>
-              <w:pStyle w:val="af3"/>
+              <w:pStyle w:val="af4"/>
             </w:pPr>
             <w:r>
               <w:rPr>
@@ -4916,7 +5448,7 @@
           </w:tcPr>
           <w:p>
             <w:pPr>
-              <w:pStyle w:val="af3"/>
+              <w:pStyle w:val="af4"/>
               <w:keepNext/>
             </w:pPr>
             <w:r>
@@ -4945,7 +5477,7 @@
           </w:tcPr>
           <w:p>
             <w:pPr>
-              <w:pStyle w:val="af3"/>
+              <w:pStyle w:val="af4"/>
               <w:keepNext/>
             </w:pPr>
             <w:r>
@@ -4958,12 +5490,6 @@
         </w:tc>
       </w:tr>
       <w:tr>
-        <w:tblPrEx>
-          <w:tblCellMar>
-            <w:top w:w="0" w:type="dxa"/>
-            <w:bottom w:w="0" w:type="dxa"/>
-          </w:tblCellMar>
-        </w:tblPrEx>
         <w:trPr>
           <w:cantSplit/>
         </w:trPr>
@@ -4985,7 +5511,7 @@
           </w:tcPr>
           <w:p>
             <w:pPr>
-              <w:pStyle w:val="af3"/>
+              <w:pStyle w:val="af4"/>
             </w:pPr>
             <w:r>
               <w:rPr>
@@ -5014,7 +5540,7 @@
           </w:tcPr>
           <w:p>
             <w:pPr>
-              <w:pStyle w:val="af3"/>
+              <w:pStyle w:val="af4"/>
             </w:pPr>
             <w:r>
               <w:rPr>
@@ -5042,7 +5568,7 @@
           </w:tcPr>
           <w:p>
             <w:pPr>
-              <w:pStyle w:val="af3"/>
+              <w:pStyle w:val="af4"/>
             </w:pPr>
             <w:r>
               <w:rPr>
@@ -5058,7 +5584,7 @@
       <w:pPr>
         <w:pStyle w:val="2"/>
       </w:pPr>
-      <w:bookmarkStart w:id="7" w:name="_Toc241499942"/>
+      <w:bookmarkStart w:id="7" w:name="_Toc241509800"/>
       <w:r>
         <w:t>方法与数据来源</w:t>
       </w:r>
@@ -5089,12 +5615,6 @@
         <w:gridCol w:w="1800"/>
       </w:tblGrid>
       <w:tr>
-        <w:tblPrEx>
-          <w:tblCellMar>
-            <w:top w:w="0" w:type="dxa"/>
-            <w:bottom w:w="0" w:type="dxa"/>
-          </w:tblCellMar>
-        </w:tblPrEx>
         <w:trPr>
           <w:tblHeader/>
         </w:trPr>
@@ -5116,7 +5636,7 @@
           </w:tcPr>
           <w:p>
             <w:pPr>
-              <w:pStyle w:val="af2"/>
+              <w:pStyle w:val="af3"/>
               <w:keepNext/>
             </w:pPr>
             <w:r>
@@ -5142,7 +5662,7 @@
           </w:tcPr>
           <w:p>
             <w:pPr>
-              <w:pStyle w:val="af2"/>
+              <w:pStyle w:val="af3"/>
               <w:keepNext/>
             </w:pPr>
             <w:r>
@@ -5174,7 +5694,7 @@
           </w:tcPr>
           <w:p>
             <w:pPr>
-              <w:pStyle w:val="af2"/>
+              <w:pStyle w:val="af3"/>
               <w:keepNext/>
             </w:pPr>
             <w:r>
@@ -5200,7 +5720,7 @@
           </w:tcPr>
           <w:p>
             <w:pPr>
-              <w:pStyle w:val="af2"/>
+              <w:pStyle w:val="af3"/>
               <w:keepNext/>
             </w:pPr>
             <w:r>
@@ -5210,12 +5730,6 @@
         </w:tc>
       </w:tr>
       <w:tr>
-        <w:tblPrEx>
-          <w:tblCellMar>
-            <w:top w:w="0" w:type="dxa"/>
-            <w:bottom w:w="0" w:type="dxa"/>
-          </w:tblCellMar>
-        </w:tblPrEx>
         <w:trPr>
           <w:cantSplit/>
         </w:trPr>
@@ -5237,7 +5751,7 @@
           </w:tcPr>
           <w:p>
             <w:pPr>
-              <w:pStyle w:val="af3"/>
+              <w:pStyle w:val="af4"/>
               <w:keepNext/>
             </w:pPr>
             <w:r>
@@ -5263,7 +5777,7 @@
           </w:tcPr>
           <w:p>
             <w:pPr>
-              <w:pStyle w:val="af3"/>
+              <w:pStyle w:val="af4"/>
               <w:keepNext/>
             </w:pPr>
             <w:r>
@@ -5292,7 +5806,7 @@
           </w:tcPr>
           <w:p>
             <w:pPr>
-              <w:pStyle w:val="af3"/>
+              <w:pStyle w:val="af4"/>
               <w:keepNext/>
             </w:pPr>
             <w:r>
@@ -5333,7 +5847,7 @@
           </w:tcPr>
           <w:p>
             <w:pPr>
-              <w:pStyle w:val="af3"/>
+              <w:pStyle w:val="af4"/>
               <w:keepNext/>
             </w:pPr>
             <w:r>
@@ -5343,12 +5857,6 @@
         </w:tc>
       </w:tr>
       <w:tr>
-        <w:tblPrEx>
-          <w:tblCellMar>
-            <w:top w:w="0" w:type="dxa"/>
-            <w:bottom w:w="0" w:type="dxa"/>
-          </w:tblCellMar>
-        </w:tblPrEx>
         <w:trPr>
           <w:cantSplit/>
         </w:trPr>
@@ -5370,7 +5878,7 @@
           </w:tcPr>
           <w:p>
             <w:pPr>
-              <w:pStyle w:val="af3"/>
+              <w:pStyle w:val="af4"/>
               <w:keepNext/>
             </w:pPr>
             <w:r>
@@ -5402,7 +5910,7 @@
           </w:tcPr>
           <w:p>
             <w:pPr>
-              <w:pStyle w:val="af3"/>
+              <w:pStyle w:val="af4"/>
               <w:keepNext/>
             </w:pPr>
             <w:r>
@@ -5431,7 +5939,7 @@
           </w:tcPr>
           <w:p>
             <w:pPr>
-              <w:pStyle w:val="af3"/>
+              <w:pStyle w:val="af4"/>
               <w:keepNext/>
             </w:pPr>
             <w:r>
@@ -5472,7 +5980,7 @@
           </w:tcPr>
           <w:p>
             <w:pPr>
-              <w:pStyle w:val="af3"/>
+              <w:pStyle w:val="af4"/>
               <w:keepNext/>
             </w:pPr>
             <w:r>
@@ -5482,12 +5990,6 @@
         </w:tc>
       </w:tr>
       <w:tr>
-        <w:tblPrEx>
-          <w:tblCellMar>
-            <w:top w:w="0" w:type="dxa"/>
-            <w:bottom w:w="0" w:type="dxa"/>
-          </w:tblCellMar>
-        </w:tblPrEx>
         <w:trPr>
           <w:cantSplit/>
         </w:trPr>
@@ -5509,7 +6011,7 @@
           </w:tcPr>
           <w:p>
             <w:pPr>
-              <w:pStyle w:val="af3"/>
+              <w:pStyle w:val="af4"/>
             </w:pPr>
             <w:r>
               <w:t>实测</w:t>
@@ -5540,7 +6042,7 @@
           </w:tcPr>
           <w:p>
             <w:pPr>
-              <w:pStyle w:val="af3"/>
+              <w:pStyle w:val="af4"/>
             </w:pPr>
             <w:r>
               <w:rPr>
@@ -5568,7 +6070,7 @@
           </w:tcPr>
           <w:p>
             <w:pPr>
-              <w:pStyle w:val="af3"/>
+              <w:pStyle w:val="af4"/>
             </w:pPr>
             <w:r>
               <w:rPr>
@@ -5608,7 +6110,7 @@
           </w:tcPr>
           <w:p>
             <w:pPr>
-              <w:pStyle w:val="af3"/>
+              <w:pStyle w:val="af4"/>
             </w:pPr>
             <w:r>
               <w:t>YYYY-MM</w:t>
@@ -5621,7 +6123,7 @@
       <w:pPr>
         <w:pStyle w:val="2"/>
       </w:pPr>
-      <w:bookmarkStart w:id="8" w:name="_Toc241499943"/>
+      <w:bookmarkStart w:id="8" w:name="_Toc241509801"/>
       <w:r>
         <w:t>评价维度</w:t>
       </w:r>
@@ -5629,7 +6131,7 @@
     </w:p>
     <w:p>
       <w:pPr>
-        <w:pStyle w:val="af1"/>
+        <w:pStyle w:val="af2"/>
       </w:pPr>
       <w:r>
         <w:t>列出后文对比时使用的维度与权重，保证结论可复核。</w:t>
@@ -5738,8 +6240,12 @@
     <w:p>
       <w:pPr>
         <w:pStyle w:val="1"/>
+        <w:rPr>
+          <w:vanish/>
+          <w:specVanish/>
+        </w:rPr>
       </w:pPr>
-      <w:bookmarkStart w:id="9" w:name="_Toc241499944"/>
+      <w:bookmarkStart w:id="9" w:name="_Toc241509802"/>
       <w:r>
         <w:lastRenderedPageBreak/>
         <w:t>现状与发现</w:t>
@@ -5748,18 +6254,106 @@
       <w:r>
         <w:t xml:space="preserve">　</w:t>
       </w:r>
+    </w:p>
+    <w:p>
+      <w:pPr>
+        <w:pStyle w:val="afa"/>
+        <w:spacing w:after="240"/>
+      </w:pPr>
       <w:r>
         <w:rPr>
-          <w:shd w:val="clear" w:color="auto" w:fill="26231E"/>
+          <w:noProof/>
+          <w:position w:val="-17"/>
         </w:rPr>
-        <w:tab/>
+        <mc:AlternateContent>
+          <mc:Choice Requires="wps">
+            <w:drawing>
+              <wp:inline distT="0" distB="0" distL="0" distR="0" wp14:anchorId="7241F17F" wp14:editId="21775804">
+                <wp:extent cx="3880485" cy="267970"/>
+                <wp:effectExtent l="0" t="0" r="5715" b="0"/>
+                <wp:docPr id="9" name="矩形: 圆角 9" descr="OH_InkBar"/>
+                <wp:cNvGraphicFramePr/>
+                <a:graphic xmlns:a="http://schemas.openxmlformats.org/drawingml/2006/main">
+                  <a:graphicData uri="http://schemas.microsoft.com/office/word/2010/wordprocessingShape">
+                    <wps:wsp>
+                      <wps:cNvSpPr/>
+                      <wps:spPr>
+                        <a:xfrm>
+                          <a:off x="0" y="0"/>
+                          <a:ext cx="3880485" cy="267970"/>
+                        </a:xfrm>
+                        <a:prstGeom prst="roundRect">
+                          <a:avLst>
+                            <a:gd name="adj" fmla="val 26066"/>
+                          </a:avLst>
+                        </a:prstGeom>
+                        <a:solidFill>
+                          <a:srgbClr val="26231E"/>
+                        </a:solidFill>
+                        <a:ln w="12700" cap="flat" cmpd="sng" algn="ctr">
+                          <a:noFill/>
+                          <a:prstDash val="solid"/>
+                          <a:miter lim="800000"/>
+                        </a:ln>
+                        <a:effectLst/>
+                        <a:extLst>
+                          <a:ext uri="{91240B29-F687-4F45-9708-019B960494DF}">
+                            <a14:hiddenLine xmlns:a14="http://schemas.microsoft.com/office/drawing/2010/main" w="12700" cap="flat" cmpd="sng" algn="ctr">
+                              <a:solidFill>
+                                <a:schemeClr val="accent1">
+                                  <a:shade val="15000"/>
+                                </a:schemeClr>
+                              </a:solidFill>
+                              <a:prstDash val="solid"/>
+                              <a:miter lim="800000"/>
+                            </a14:hiddenLine>
+                          </a:ext>
+                        </a:extLst>
+                      </wps:spPr>
+                      <wps:style>
+                        <a:lnRef idx="2">
+                          <a:schemeClr val="accent1">
+                            <a:shade val="15000"/>
+                          </a:schemeClr>
+                        </a:lnRef>
+                        <a:fillRef idx="1">
+                          <a:schemeClr val="accent1"/>
+                        </a:fillRef>
+                        <a:effectRef idx="0">
+                          <a:schemeClr val="accent1"/>
+                        </a:effectRef>
+                        <a:fontRef idx="minor">
+                          <a:schemeClr val="lt1"/>
+                        </a:fontRef>
+                      </wps:style>
+                      <wps:bodyPr rot="0" spcFirstLastPara="0" vertOverflow="overflow" horzOverflow="overflow" vert="horz" wrap="square" lIns="91440" tIns="45720" rIns="91440" bIns="45720" numCol="1" spcCol="0" rtlCol="0" fromWordArt="0" anchor="ctr" anchorCtr="0" forceAA="0" compatLnSpc="1">
+                        <a:prstTxWarp prst="textNoShape">
+                          <a:avLst/>
+                        </a:prstTxWarp>
+                        <a:noAutofit/>
+                      </wps:bodyPr>
+                    </wps:wsp>
+                  </a:graphicData>
+                </a:graphic>
+              </wp:inline>
+            </w:drawing>
+          </mc:Choice>
+          <mc:Fallback>
+            <w:pict>
+              <v:roundrect w14:anchorId="4DB26E7E" id="矩形: 圆角 9" o:spid="_x0000_s1026" alt="OH_InkBar" style="width:305.55pt;height:21.1pt;visibility:visible;mso-wrap-style:square;mso-left-percent:-10001;mso-top-percent:-10001;mso-position-horizontal:absolute;mso-position-horizontal-relative:char;mso-position-vertical:absolute;mso-position-vertical-relative:line;mso-left-percent:-10001;mso-top-percent:-10001;v-text-anchor:middle" arcsize="17082f" o:gfxdata="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" fillcolor="#26231e" stroked="f" strokecolor="#09101d [484]" strokeweight="1pt">
+                <v:stroke joinstyle="miter"/>
+                <w10:anchorlock/>
+              </v:roundrect>
+            </w:pict>
+          </mc:Fallback>
+        </mc:AlternateContent>
       </w:r>
     </w:p>
     <w:p>
       <w:pPr>
         <w:pStyle w:val="2"/>
       </w:pPr>
-      <w:bookmarkStart w:id="10" w:name="_Toc241499945"/>
+      <w:bookmarkStart w:id="10" w:name="_Toc241509803"/>
       <w:r>
         <w:t>现状概述</w:t>
       </w:r>
@@ -5767,7 +6361,7 @@
     </w:p>
     <w:p>
       <w:pPr>
-        <w:pStyle w:val="af1"/>
+        <w:pStyle w:val="af2"/>
       </w:pPr>
       <w:r>
         <w:t>描述行业</w:t>
@@ -5794,14 +6388,6 @@
     <w:tbl>
       <w:tblPr>
         <w:tblW w:w="9072" w:type="dxa"/>
-        <w:tblBorders>
-          <w:top w:val="single" w:sz="8" w:space="0" w:color="D5D1C8"/>
-          <w:left w:val="single" w:sz="8" w:space="0" w:color="D5D1C8"/>
-          <w:bottom w:val="single" w:sz="8" w:space="0" w:color="D5D1C8"/>
-          <w:right w:val="single" w:sz="8" w:space="0" w:color="D5D1C8"/>
-          <w:insideH w:val="nil"/>
-          <w:insideV w:val="nil"/>
-        </w:tblBorders>
         <w:tblCellMar>
           <w:left w:w="10" w:type="dxa"/>
           <w:right w:w="10" w:type="dxa"/>
@@ -5812,19 +6398,13 @@
         <w:gridCol w:w="9072"/>
       </w:tblGrid>
       <w:tr>
-        <w:tblPrEx>
-          <w:tblCellMar>
-            <w:top w:w="0" w:type="dxa"/>
-            <w:bottom w:w="0" w:type="dxa"/>
-          </w:tblCellMar>
-        </w:tblPrEx>
         <w:trPr>
           <w:trHeight w:hRule="exact" w:val="3400"/>
         </w:trPr>
         <w:tc>
           <w:tcPr>
             <w:tcW w:w="9072" w:type="dxa"/>
-            <w:vAlign w:val="center"/>
+            <w:shd w:val="clear" w:color="auto" w:fill="auto"/>
           </w:tcPr>
           <w:p>
             <w:pPr>
@@ -5833,15 +6413,126 @@
             </w:pPr>
             <w:r>
               <w:rPr>
-                <w:color w:val="6A6458"/>
-              </w:rPr>
-              <w:t>图片占位　建议宽度</w:t>
-            </w:r>
-            <w:r>
-              <w:rPr>
-                <w:color w:val="6A6458"/>
-              </w:rPr>
-              <w:t xml:space="preserve"> 16 cm</w:t>
+                <w:noProof/>
+              </w:rPr>
+              <mc:AlternateContent>
+                <mc:Choice Requires="wps">
+                  <w:drawing>
+                    <wp:anchor distT="0" distB="0" distL="114300" distR="114300" simplePos="0" relativeHeight="251660288" behindDoc="0" locked="1" layoutInCell="1" allowOverlap="1" wp14:anchorId="3704581A" wp14:editId="0B460D05">
+                      <wp:simplePos x="0" y="0"/>
+                      <wp:positionH relativeFrom="column">
+                        <wp:posOffset>0</wp:posOffset>
+                      </wp:positionH>
+                      <wp:positionV relativeFrom="paragraph">
+                        <wp:posOffset>0</wp:posOffset>
+                      </wp:positionV>
+                      <wp:extent cx="5760720" cy="2159000"/>
+                      <wp:effectExtent l="0" t="0" r="11430" b="12700"/>
+                      <wp:wrapNone/>
+                      <wp:docPr id="16" name="OH_Figure_1"/>
+                      <wp:cNvGraphicFramePr/>
+                      <a:graphic xmlns:a="http://schemas.openxmlformats.org/drawingml/2006/main">
+                        <a:graphicData uri="http://schemas.microsoft.com/office/word/2010/wordprocessingShape">
+                          <wps:wsp>
+                            <wps:cNvSpPr/>
+                            <wps:spPr>
+                              <a:xfrm>
+                                <a:off x="0" y="0"/>
+                                <a:ext cx="5760720" cy="2159000"/>
+                              </a:xfrm>
+                              <a:prstGeom prst="roundRect">
+                                <a:avLst>
+                                  <a:gd name="adj" fmla="val 6471"/>
+                                </a:avLst>
+                              </a:prstGeom>
+                              <a:solidFill>
+                                <a:srgbClr val="FBFAF7"/>
+                              </a:solidFill>
+                              <a:ln w="12700">
+                                <a:solidFill>
+                                  <a:srgbClr val="D5D1C8"/>
+                                </a:solidFill>
+                              </a:ln>
+                            </wps:spPr>
+                            <wps:style>
+                              <a:lnRef idx="2">
+                                <a:schemeClr val="accent1">
+                                  <a:shade val="15000"/>
+                                </a:schemeClr>
+                              </a:lnRef>
+                              <a:fillRef idx="1">
+                                <a:schemeClr val="accent1"/>
+                              </a:fillRef>
+                              <a:effectRef idx="0">
+                                <a:schemeClr val="accent1"/>
+                              </a:effectRef>
+                              <a:fontRef idx="minor">
+                                <a:schemeClr val="lt1"/>
+                              </a:fontRef>
+                            </wps:style>
+                            <wps:txbx>
+                              <w:txbxContent>
+                                <w:p>
+                                  <w:pPr>
+                                    <w:spacing w:after="0" w:line="240" w:lineRule="auto"/>
+                                    <w:jc w:val="center"/>
+                                    <w:rPr>
+                                      <w:rFonts w:ascii="微软雅黑" w:hAnsi="微软雅黑" w:hint="eastAsia"/>
+                                      <w:color w:val="6A6458"/>
+                                    </w:rPr>
+                                  </w:pPr>
+                                  <w:r>
+                                    <w:rPr>
+                                      <w:rFonts w:ascii="微软雅黑" w:hAnsi="微软雅黑" w:hint="eastAsia"/>
+                                      <w:color w:val="6A6458"/>
+                                    </w:rPr>
+                                    <w:t>图片占位　建议宽度 16 cm</w:t>
+                                  </w:r>
+                                </w:p>
+                              </w:txbxContent>
+                            </wps:txbx>
+                            <wps:bodyPr rot="0" spcFirstLastPara="0" vertOverflow="overflow" horzOverflow="overflow" vert="horz" wrap="square" lIns="101600" tIns="0" rIns="127000" bIns="0" numCol="1" spcCol="0" rtlCol="0" fromWordArt="0" anchor="ctr" anchorCtr="0" forceAA="0" compatLnSpc="1">
+                              <a:prstTxWarp prst="textNoShape">
+                                <a:avLst/>
+                              </a:prstTxWarp>
+                              <a:noAutofit/>
+                            </wps:bodyPr>
+                          </wps:wsp>
+                        </a:graphicData>
+                      </a:graphic>
+                    </wp:anchor>
+                  </w:drawing>
+                </mc:Choice>
+                <mc:Fallback>
+                  <w:pict>
+                    <v:roundrect w14:anchorId="3704581A" id="OH_Figure_1" o:spid="_x0000_s1026" style="position:absolute;left:0;text-align:left;margin-left:0;margin-top:0;width:453.6pt;height:170pt;z-index:251660288;visibility:visible;mso-wrap-style:square;mso-wrap-distance-left:9pt;mso-wrap-distance-top:0;mso-wrap-distance-right:9pt;mso-wrap-distance-bottom:0;mso-position-horizontal:absolute;mso-position-horizontal-relative:text;mso-position-vertical:absolute;mso-position-vertical-relative:text;v-text-anchor:middle" arcsize="4242f" o:gfxdata="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" fillcolor="#fbfaf7" strokecolor="#d5d1c8" strokeweight="1pt">
+                      <v:stroke joinstyle="miter"/>
+                      <v:textbox inset="8pt,0,10pt,0">
+                        <w:txbxContent>
+                          <w:p>
+                            <w:pPr>
+                              <w:spacing w:after="0" w:line="240" w:lineRule="auto"/>
+                              <w:jc w:val="center"/>
+                              <w:rPr>
+                                <w:rFonts w:ascii="微软雅黑" w:hAnsi="微软雅黑" w:hint="eastAsia"/>
+                                <w:color w:val="6A6458"/>
+                              </w:rPr>
+                            </w:pPr>
+                            <w:r>
+                              <w:rPr>
+                                <w:rFonts w:ascii="微软雅黑" w:hAnsi="微软雅黑" w:hint="eastAsia"/>
+                                <w:color w:val="6A6458"/>
+                              </w:rPr>
+                              <w:t>图片占位　建议宽度 16 cm</w:t>
+                            </w:r>
+                          </w:p>
+                        </w:txbxContent>
+                      </v:textbox>
+                      <w10:anchorlock/>
+                    </v:roundrect>
+                  </w:pict>
+                </mc:Fallback>
+              </mc:AlternateContent>
             </w:r>
           </w:p>
         </w:tc>
@@ -5849,7 +6540,7 @@
     </w:tbl>
     <w:p>
       <w:pPr>
-        <w:pStyle w:val="af0"/>
+        <w:pStyle w:val="af1"/>
       </w:pPr>
       <w:r>
         <w:t>图</w:t>
@@ -5865,7 +6556,7 @@
       <w:pPr>
         <w:pStyle w:val="2"/>
       </w:pPr>
-      <w:bookmarkStart w:id="11" w:name="_Toc241499946"/>
+      <w:bookmarkStart w:id="11" w:name="_Toc241509804"/>
       <w:r>
         <w:t>关键发现</w:t>
       </w:r>
@@ -5896,12 +6587,6 @@
         <w:gridCol w:w="2300"/>
       </w:tblGrid>
       <w:tr>
-        <w:tblPrEx>
-          <w:tblCellMar>
-            <w:top w:w="0" w:type="dxa"/>
-            <w:bottom w:w="0" w:type="dxa"/>
-          </w:tblCellMar>
-        </w:tblPrEx>
         <w:trPr>
           <w:tblHeader/>
         </w:trPr>
@@ -5923,7 +6608,7 @@
           </w:tcPr>
           <w:p>
             <w:pPr>
-              <w:pStyle w:val="af2"/>
+              <w:pStyle w:val="af3"/>
               <w:keepNext/>
             </w:pPr>
             <w:r>
@@ -5949,7 +6634,7 @@
           </w:tcPr>
           <w:p>
             <w:pPr>
-              <w:pStyle w:val="af2"/>
+              <w:pStyle w:val="af3"/>
               <w:keepNext/>
             </w:pPr>
             <w:r>
@@ -5975,7 +6660,7 @@
           </w:tcPr>
           <w:p>
             <w:pPr>
-              <w:pStyle w:val="af2"/>
+              <w:pStyle w:val="af3"/>
               <w:keepNext/>
             </w:pPr>
             <w:r>
@@ -6001,7 +6686,7 @@
           </w:tcPr>
           <w:p>
             <w:pPr>
-              <w:pStyle w:val="af2"/>
+              <w:pStyle w:val="af3"/>
               <w:keepNext/>
             </w:pPr>
             <w:r>
@@ -6011,12 +6696,6 @@
         </w:tc>
       </w:tr>
       <w:tr>
-        <w:tblPrEx>
-          <w:tblCellMar>
-            <w:top w:w="0" w:type="dxa"/>
-            <w:bottom w:w="0" w:type="dxa"/>
-          </w:tblCellMar>
-        </w:tblPrEx>
         <w:trPr>
           <w:cantSplit/>
         </w:trPr>
@@ -6038,7 +6717,7 @@
           </w:tcPr>
           <w:p>
             <w:pPr>
-              <w:pStyle w:val="af3"/>
+              <w:pStyle w:val="af4"/>
             </w:pPr>
             <w:r>
               <w:rPr>
@@ -6068,7 +6747,7 @@
           </w:tcPr>
           <w:p>
             <w:pPr>
-              <w:pStyle w:val="af3"/>
+              <w:pStyle w:val="af4"/>
             </w:pPr>
             <w:r>
               <w:rPr>
@@ -6097,7 +6776,7 @@
           </w:tcPr>
           <w:p>
             <w:pPr>
-              <w:pStyle w:val="af3"/>
+              <w:pStyle w:val="af4"/>
               <w:keepNext/>
             </w:pPr>
             <w:r>
@@ -6126,7 +6805,7 @@
           </w:tcPr>
           <w:p>
             <w:pPr>
-              <w:pStyle w:val="af3"/>
+              <w:pStyle w:val="af4"/>
               <w:keepNext/>
             </w:pPr>
             <w:r>
@@ -6139,12 +6818,6 @@
         </w:tc>
       </w:tr>
       <w:tr>
-        <w:tblPrEx>
-          <w:tblCellMar>
-            <w:top w:w="0" w:type="dxa"/>
-            <w:bottom w:w="0" w:type="dxa"/>
-          </w:tblCellMar>
-        </w:tblPrEx>
         <w:trPr>
           <w:cantSplit/>
         </w:trPr>
@@ -6166,7 +6839,7 @@
           </w:tcPr>
           <w:p>
             <w:pPr>
-              <w:pStyle w:val="af3"/>
+              <w:pStyle w:val="af4"/>
             </w:pPr>
             <w:r>
               <w:rPr>
@@ -6196,7 +6869,7 @@
           </w:tcPr>
           <w:p>
             <w:pPr>
-              <w:pStyle w:val="af3"/>
+              <w:pStyle w:val="af4"/>
             </w:pPr>
             <w:r>
               <w:rPr>
@@ -6225,7 +6898,7 @@
           </w:tcPr>
           <w:p>
             <w:pPr>
-              <w:pStyle w:val="af3"/>
+              <w:pStyle w:val="af4"/>
             </w:pPr>
             <w:r>
               <w:rPr>
@@ -6253,7 +6926,7 @@
           </w:tcPr>
           <w:p>
             <w:pPr>
-              <w:pStyle w:val="af3"/>
+              <w:pStyle w:val="af4"/>
             </w:pPr>
             <w:r>
               <w:rPr>
@@ -6269,7 +6942,7 @@
       <w:pPr>
         <w:pStyle w:val="2"/>
       </w:pPr>
-      <w:bookmarkStart w:id="12" w:name="_Toc241499947"/>
+      <w:bookmarkStart w:id="12" w:name="_Toc241509805"/>
       <w:r>
         <w:t>补充说明</w:t>
       </w:r>
@@ -6277,7 +6950,7 @@
     </w:p>
     <w:p>
       <w:pPr>
-        <w:pStyle w:val="af1"/>
+        <w:pStyle w:val="af2"/>
       </w:pPr>
       <w:r>
         <w:t>需要展开的细节直接写在正文里，不再往下分级；配置、命令等原样内容用「代码」样式。</w:t>
@@ -6285,11 +6958,8 @@
     </w:p>
     <w:p>
       <w:pPr>
-        <w:pStyle w:val="af"/>
+        <w:pStyle w:val="af0"/>
         <w:keepNext/>
-        <w:rPr>
-          <w:rFonts w:hint="eastAsia"/>
-        </w:rPr>
       </w:pPr>
       <w:r>
         <w:t xml:space="preserve"># </w:t>
@@ -6306,11 +6976,8 @@
     </w:p>
     <w:p>
       <w:pPr>
-        <w:pStyle w:val="af"/>
+        <w:pStyle w:val="af0"/>
         <w:keepNext/>
-        <w:rPr>
-          <w:rFonts w:hint="eastAsia"/>
-        </w:rPr>
       </w:pPr>
       <w:r>
         <w:t>tool --version   # 1.2.3</w:t>
@@ -6318,10 +6985,7 @@
     </w:p>
     <w:p>
       <w:pPr>
-        <w:pStyle w:val="af"/>
-        <w:rPr>
-          <w:rFonts w:hint="eastAsia"/>
-        </w:rPr>
+        <w:pStyle w:val="af0"/>
       </w:pPr>
       <w:r>
         <w:t>tool run --config bench.json</w:t>
@@ -6330,8 +6994,12 @@
     <w:p>
       <w:pPr>
         <w:pStyle w:val="1"/>
+        <w:rPr>
+          <w:vanish/>
+          <w:specVanish/>
+        </w:rPr>
       </w:pPr>
-      <w:bookmarkStart w:id="13" w:name="_Toc241499948"/>
+      <w:bookmarkStart w:id="13" w:name="_Toc241509806"/>
       <w:r>
         <w:lastRenderedPageBreak/>
         <w:t>方案对比</w:t>
@@ -6340,18 +7008,106 @@
       <w:r>
         <w:t xml:space="preserve">　</w:t>
       </w:r>
+    </w:p>
+    <w:p>
+      <w:pPr>
+        <w:pStyle w:val="afa"/>
+        <w:spacing w:after="240"/>
+      </w:pPr>
       <w:r>
         <w:rPr>
-          <w:shd w:val="clear" w:color="auto" w:fill="26231E"/>
+          <w:noProof/>
+          <w:position w:val="-17"/>
         </w:rPr>
-        <w:tab/>
+        <mc:AlternateContent>
+          <mc:Choice Requires="wps">
+            <w:drawing>
+              <wp:inline distT="0" distB="0" distL="0" distR="0" wp14:anchorId="7A090406" wp14:editId="7A784E37">
+                <wp:extent cx="4095750" cy="267970"/>
+                <wp:effectExtent l="0" t="0" r="0" b="0"/>
+                <wp:docPr id="10" name="矩形: 圆角 10" descr="OH_InkBar"/>
+                <wp:cNvGraphicFramePr/>
+                <a:graphic xmlns:a="http://schemas.openxmlformats.org/drawingml/2006/main">
+                  <a:graphicData uri="http://schemas.microsoft.com/office/word/2010/wordprocessingShape">
+                    <wps:wsp>
+                      <wps:cNvSpPr/>
+                      <wps:spPr>
+                        <a:xfrm>
+                          <a:off x="0" y="0"/>
+                          <a:ext cx="4095750" cy="267970"/>
+                        </a:xfrm>
+                        <a:prstGeom prst="roundRect">
+                          <a:avLst>
+                            <a:gd name="adj" fmla="val 26066"/>
+                          </a:avLst>
+                        </a:prstGeom>
+                        <a:solidFill>
+                          <a:srgbClr val="26231E"/>
+                        </a:solidFill>
+                        <a:ln w="12700" cap="flat" cmpd="sng" algn="ctr">
+                          <a:noFill/>
+                          <a:prstDash val="solid"/>
+                          <a:miter lim="800000"/>
+                        </a:ln>
+                        <a:effectLst/>
+                        <a:extLst>
+                          <a:ext uri="{91240B29-F687-4F45-9708-019B960494DF}">
+                            <a14:hiddenLine xmlns:a14="http://schemas.microsoft.com/office/drawing/2010/main" w="12700" cap="flat" cmpd="sng" algn="ctr">
+                              <a:solidFill>
+                                <a:schemeClr val="accent1">
+                                  <a:shade val="15000"/>
+                                </a:schemeClr>
+                              </a:solidFill>
+                              <a:prstDash val="solid"/>
+                              <a:miter lim="800000"/>
+                            </a14:hiddenLine>
+                          </a:ext>
+                        </a:extLst>
+                      </wps:spPr>
+                      <wps:style>
+                        <a:lnRef idx="2">
+                          <a:schemeClr val="accent1">
+                            <a:shade val="15000"/>
+                          </a:schemeClr>
+                        </a:lnRef>
+                        <a:fillRef idx="1">
+                          <a:schemeClr val="accent1"/>
+                        </a:fillRef>
+                        <a:effectRef idx="0">
+                          <a:schemeClr val="accent1"/>
+                        </a:effectRef>
+                        <a:fontRef idx="minor">
+                          <a:schemeClr val="lt1"/>
+                        </a:fontRef>
+                      </wps:style>
+                      <wps:bodyPr rot="0" spcFirstLastPara="0" vertOverflow="overflow" horzOverflow="overflow" vert="horz" wrap="square" lIns="91440" tIns="45720" rIns="91440" bIns="45720" numCol="1" spcCol="0" rtlCol="0" fromWordArt="0" anchor="ctr" anchorCtr="0" forceAA="0" compatLnSpc="1">
+                        <a:prstTxWarp prst="textNoShape">
+                          <a:avLst/>
+                        </a:prstTxWarp>
+                        <a:noAutofit/>
+                      </wps:bodyPr>
+                    </wps:wsp>
+                  </a:graphicData>
+                </a:graphic>
+              </wp:inline>
+            </w:drawing>
+          </mc:Choice>
+          <mc:Fallback>
+            <w:pict>
+              <v:roundrect w14:anchorId="137F61BF" id="矩形: 圆角 10" o:spid="_x0000_s1026" alt="OH_InkBar" style="width:322.5pt;height:21.1pt;visibility:visible;mso-wrap-style:square;mso-left-percent:-10001;mso-top-percent:-10001;mso-position-horizontal:absolute;mso-position-horizontal-relative:char;mso-position-vertical:absolute;mso-position-vertical-relative:line;mso-left-percent:-10001;mso-top-percent:-10001;v-text-anchor:middle" arcsize="17082f" o:gfxdata="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" fillcolor="#26231e" stroked="f" strokecolor="#09101d [484]" strokeweight="1pt">
+                <v:stroke joinstyle="miter"/>
+                <w10:anchorlock/>
+              </v:roundrect>
+            </w:pict>
+          </mc:Fallback>
+        </mc:AlternateContent>
       </w:r>
     </w:p>
     <w:p>
       <w:pPr>
         <w:pStyle w:val="2"/>
       </w:pPr>
-      <w:bookmarkStart w:id="14" w:name="_Toc241499949"/>
+      <w:bookmarkStart w:id="14" w:name="_Toc241509807"/>
       <w:r>
         <w:t>对比矩阵</w:t>
       </w:r>
@@ -6382,12 +7138,6 @@
         <w:gridCol w:w="2200"/>
       </w:tblGrid>
       <w:tr>
-        <w:tblPrEx>
-          <w:tblCellMar>
-            <w:top w:w="0" w:type="dxa"/>
-            <w:bottom w:w="0" w:type="dxa"/>
-          </w:tblCellMar>
-        </w:tblPrEx>
         <w:trPr>
           <w:tblHeader/>
         </w:trPr>
@@ -6409,7 +7159,7 @@
           </w:tcPr>
           <w:p>
             <w:pPr>
-              <w:pStyle w:val="af2"/>
+              <w:pStyle w:val="af3"/>
               <w:keepNext/>
             </w:pPr>
             <w:r>
@@ -6435,7 +7185,7 @@
           </w:tcPr>
           <w:p>
             <w:pPr>
-              <w:pStyle w:val="af2"/>
+              <w:pStyle w:val="af3"/>
               <w:keepNext/>
             </w:pPr>
             <w:r>
@@ -6464,7 +7214,7 @@
           </w:tcPr>
           <w:p>
             <w:pPr>
-              <w:pStyle w:val="af2"/>
+              <w:pStyle w:val="af3"/>
               <w:keepNext/>
             </w:pPr>
             <w:r>
@@ -6493,7 +7243,7 @@
           </w:tcPr>
           <w:p>
             <w:pPr>
-              <w:pStyle w:val="af2"/>
+              <w:pStyle w:val="af3"/>
               <w:keepNext/>
             </w:pPr>
             <w:r>
@@ -6506,12 +7256,6 @@
         </w:tc>
       </w:tr>
       <w:tr>
-        <w:tblPrEx>
-          <w:tblCellMar>
-            <w:top w:w="0" w:type="dxa"/>
-            <w:bottom w:w="0" w:type="dxa"/>
-          </w:tblCellMar>
-        </w:tblPrEx>
         <w:trPr>
           <w:cantSplit/>
         </w:trPr>
@@ -6533,7 +7277,7 @@
           </w:tcPr>
           <w:p>
             <w:pPr>
-              <w:pStyle w:val="af3"/>
+              <w:pStyle w:val="af4"/>
               <w:keepNext/>
             </w:pPr>
             <w:r>
@@ -6565,7 +7309,7 @@
           </w:tcPr>
           <w:p>
             <w:pPr>
-              <w:pStyle w:val="af3"/>
+              <w:pStyle w:val="af4"/>
               <w:keepNext/>
             </w:pPr>
             <w:r>
@@ -6606,7 +7350,7 @@
           </w:tcPr>
           <w:p>
             <w:pPr>
-              <w:pStyle w:val="af3"/>
+              <w:pStyle w:val="af4"/>
               <w:keepNext/>
             </w:pPr>
             <w:r>
@@ -6647,7 +7391,7 @@
           </w:tcPr>
           <w:p>
             <w:pPr>
-              <w:pStyle w:val="af3"/>
+              <w:pStyle w:val="af4"/>
               <w:keepNext/>
             </w:pPr>
             <w:r>
@@ -6672,12 +7416,6 @@
         </w:tc>
       </w:tr>
       <w:tr>
-        <w:tblPrEx>
-          <w:tblCellMar>
-            <w:top w:w="0" w:type="dxa"/>
-            <w:bottom w:w="0" w:type="dxa"/>
-          </w:tblCellMar>
-        </w:tblPrEx>
         <w:trPr>
           <w:cantSplit/>
         </w:trPr>
@@ -6699,7 +7437,7 @@
           </w:tcPr>
           <w:p>
             <w:pPr>
-              <w:pStyle w:val="af3"/>
+              <w:pStyle w:val="af4"/>
               <w:keepNext/>
             </w:pPr>
             <w:r>
@@ -6731,7 +7469,7 @@
           </w:tcPr>
           <w:p>
             <w:pPr>
-              <w:pStyle w:val="af3"/>
+              <w:pStyle w:val="af4"/>
               <w:keepNext/>
             </w:pPr>
             <w:r>
@@ -6772,7 +7510,7 @@
           </w:tcPr>
           <w:p>
             <w:pPr>
-              <w:pStyle w:val="af3"/>
+              <w:pStyle w:val="af4"/>
               <w:keepNext/>
             </w:pPr>
             <w:r>
@@ -6813,7 +7551,7 @@
           </w:tcPr>
           <w:p>
             <w:pPr>
-              <w:pStyle w:val="af3"/>
+              <w:pStyle w:val="af4"/>
               <w:keepNext/>
             </w:pPr>
             <w:r>
@@ -6838,12 +7576,6 @@
         </w:tc>
       </w:tr>
       <w:tr>
-        <w:tblPrEx>
-          <w:tblCellMar>
-            <w:top w:w="0" w:type="dxa"/>
-            <w:bottom w:w="0" w:type="dxa"/>
-          </w:tblCellMar>
-        </w:tblPrEx>
         <w:trPr>
           <w:cantSplit/>
         </w:trPr>
@@ -6865,7 +7597,7 @@
           </w:tcPr>
           <w:p>
             <w:pPr>
-              <w:pStyle w:val="af3"/>
+              <w:pStyle w:val="af4"/>
               <w:keepNext/>
             </w:pPr>
             <w:r>
@@ -6897,7 +7629,7 @@
           </w:tcPr>
           <w:p>
             <w:pPr>
-              <w:pStyle w:val="af3"/>
+              <w:pStyle w:val="af4"/>
               <w:keepNext/>
             </w:pPr>
             <w:r>
@@ -6938,7 +7670,7 @@
           </w:tcPr>
           <w:p>
             <w:pPr>
-              <w:pStyle w:val="af3"/>
+              <w:pStyle w:val="af4"/>
               <w:keepNext/>
             </w:pPr>
             <w:r>
@@ -6979,7 +7711,7 @@
           </w:tcPr>
           <w:p>
             <w:pPr>
-              <w:pStyle w:val="af3"/>
+              <w:pStyle w:val="af4"/>
               <w:keepNext/>
             </w:pPr>
             <w:r>
@@ -7004,12 +7736,6 @@
         </w:tc>
       </w:tr>
       <w:tr>
-        <w:tblPrEx>
-          <w:tblCellMar>
-            <w:top w:w="0" w:type="dxa"/>
-            <w:bottom w:w="0" w:type="dxa"/>
-          </w:tblCellMar>
-        </w:tblPrEx>
         <w:trPr>
           <w:cantSplit/>
         </w:trPr>
@@ -7031,7 +7757,7 @@
           </w:tcPr>
           <w:p>
             <w:pPr>
-              <w:pStyle w:val="af3"/>
+              <w:pStyle w:val="af4"/>
               <w:keepNext/>
             </w:pPr>
             <w:r>
@@ -7063,7 +7789,7 @@
           </w:tcPr>
           <w:p>
             <w:pPr>
-              <w:pStyle w:val="af3"/>
+              <w:pStyle w:val="af4"/>
               <w:keepNext/>
             </w:pPr>
             <w:r>
@@ -7104,7 +7830,7 @@
           </w:tcPr>
           <w:p>
             <w:pPr>
-              <w:pStyle w:val="af3"/>
+              <w:pStyle w:val="af4"/>
               <w:keepNext/>
             </w:pPr>
             <w:r>
@@ -7145,7 +7871,7 @@
           </w:tcPr>
           <w:p>
             <w:pPr>
-              <w:pStyle w:val="af3"/>
+              <w:pStyle w:val="af4"/>
               <w:keepNext/>
             </w:pPr>
             <w:r>
@@ -7170,12 +7896,6 @@
         </w:tc>
       </w:tr>
       <w:tr>
-        <w:tblPrEx>
-          <w:tblCellMar>
-            <w:top w:w="0" w:type="dxa"/>
-            <w:bottom w:w="0" w:type="dxa"/>
-          </w:tblCellMar>
-        </w:tblPrEx>
         <w:trPr>
           <w:cantSplit/>
         </w:trPr>
@@ -7197,7 +7917,7 @@
           </w:tcPr>
           <w:p>
             <w:pPr>
-              <w:pStyle w:val="af3"/>
+              <w:pStyle w:val="af4"/>
             </w:pPr>
             <w:r>
               <w:rPr>
@@ -7226,7 +7946,7 @@
           </w:tcPr>
           <w:p>
             <w:pPr>
-              <w:pStyle w:val="af3"/>
+              <w:pStyle w:val="af4"/>
             </w:pPr>
             <w:r>
               <w:rPr>
@@ -7256,7 +7976,7 @@
           </w:tcPr>
           <w:p>
             <w:pPr>
-              <w:pStyle w:val="af3"/>
+              <w:pStyle w:val="af4"/>
             </w:pPr>
             <w:r>
               <w:rPr>
@@ -7286,7 +8006,7 @@
           </w:tcPr>
           <w:p>
             <w:pPr>
-              <w:pStyle w:val="af3"/>
+              <w:pStyle w:val="af4"/>
             </w:pPr>
             <w:r>
               <w:rPr>
@@ -7302,7 +8022,7 @@
     </w:tbl>
     <w:p>
       <w:pPr>
-        <w:pStyle w:val="af0"/>
+        <w:pStyle w:val="af1"/>
       </w:pPr>
       <w:r>
         <w:t>表</w:t>
@@ -7330,7 +8050,7 @@
       <w:pPr>
         <w:pStyle w:val="2"/>
       </w:pPr>
-      <w:bookmarkStart w:id="15" w:name="_Toc241499950"/>
+      <w:bookmarkStart w:id="15" w:name="_Toc241509808"/>
       <w:r>
         <w:t>综合评估</w:t>
       </w:r>
@@ -7338,7 +8058,7 @@
     </w:p>
     <w:p>
       <w:pPr>
-        <w:pStyle w:val="af1"/>
+        <w:pStyle w:val="af2"/>
       </w:pPr>
       <w:r>
         <w:t>解释分数背后的原因：哪个维度拉开了差距、哪些结论对权重敏感。</w:t>
@@ -7347,8 +8067,12 @@
     <w:p>
       <w:pPr>
         <w:pStyle w:val="1"/>
+        <w:rPr>
+          <w:vanish/>
+          <w:specVanish/>
+        </w:rPr>
       </w:pPr>
-      <w:bookmarkStart w:id="16" w:name="_Toc241499951"/>
+      <w:bookmarkStart w:id="16" w:name="_Toc241509809"/>
       <w:r>
         <w:t>风险与限制</w:t>
       </w:r>
@@ -7356,11 +8080,99 @@
       <w:r>
         <w:t xml:space="preserve">　</w:t>
       </w:r>
+    </w:p>
+    <w:p>
+      <w:pPr>
+        <w:pStyle w:val="afa"/>
+        <w:spacing w:after="240"/>
+      </w:pPr>
       <w:r>
         <w:rPr>
-          <w:shd w:val="clear" w:color="auto" w:fill="26231E"/>
+          <w:noProof/>
+          <w:position w:val="-17"/>
         </w:rPr>
-        <w:tab/>
+        <mc:AlternateContent>
+          <mc:Choice Requires="wps">
+            <w:drawing>
+              <wp:inline distT="0" distB="0" distL="0" distR="0" wp14:anchorId="7C67006C" wp14:editId="745DA018">
+                <wp:extent cx="3880485" cy="267970"/>
+                <wp:effectExtent l="0" t="0" r="5715" b="0"/>
+                <wp:docPr id="11" name="矩形: 圆角 11" descr="OH_InkBar"/>
+                <wp:cNvGraphicFramePr/>
+                <a:graphic xmlns:a="http://schemas.openxmlformats.org/drawingml/2006/main">
+                  <a:graphicData uri="http://schemas.microsoft.com/office/word/2010/wordprocessingShape">
+                    <wps:wsp>
+                      <wps:cNvSpPr/>
+                      <wps:spPr>
+                        <a:xfrm>
+                          <a:off x="0" y="0"/>
+                          <a:ext cx="3880485" cy="267970"/>
+                        </a:xfrm>
+                        <a:prstGeom prst="roundRect">
+                          <a:avLst>
+                            <a:gd name="adj" fmla="val 26066"/>
+                          </a:avLst>
+                        </a:prstGeom>
+                        <a:solidFill>
+                          <a:srgbClr val="26231E"/>
+                        </a:solidFill>
+                        <a:ln w="12700" cap="flat" cmpd="sng" algn="ctr">
+                          <a:noFill/>
+                          <a:prstDash val="solid"/>
+                          <a:miter lim="800000"/>
+                        </a:ln>
+                        <a:effectLst/>
+                        <a:extLst>
+                          <a:ext uri="{91240B29-F687-4F45-9708-019B960494DF}">
+                            <a14:hiddenLine xmlns:a14="http://schemas.microsoft.com/office/drawing/2010/main" w="12700" cap="flat" cmpd="sng" algn="ctr">
+                              <a:solidFill>
+                                <a:schemeClr val="accent1">
+                                  <a:shade val="15000"/>
+                                </a:schemeClr>
+                              </a:solidFill>
+                              <a:prstDash val="solid"/>
+                              <a:miter lim="800000"/>
+                            </a14:hiddenLine>
+                          </a:ext>
+                        </a:extLst>
+                      </wps:spPr>
+                      <wps:style>
+                        <a:lnRef idx="2">
+                          <a:schemeClr val="accent1">
+                            <a:shade val="15000"/>
+                          </a:schemeClr>
+                        </a:lnRef>
+                        <a:fillRef idx="1">
+                          <a:schemeClr val="accent1"/>
+                        </a:fillRef>
+                        <a:effectRef idx="0">
+                          <a:schemeClr val="accent1"/>
+                        </a:effectRef>
+                        <a:fontRef idx="minor">
+                          <a:schemeClr val="lt1"/>
+                        </a:fontRef>
+                      </wps:style>
+                      <wps:bodyPr rot="0" spcFirstLastPara="0" vertOverflow="overflow" horzOverflow="overflow" vert="horz" wrap="square" lIns="91440" tIns="45720" rIns="91440" bIns="45720" numCol="1" spcCol="0" rtlCol="0" fromWordArt="0" anchor="ctr" anchorCtr="0" forceAA="0" compatLnSpc="1">
+                        <a:prstTxWarp prst="textNoShape">
+                          <a:avLst/>
+                        </a:prstTxWarp>
+                        <a:noAutofit/>
+                      </wps:bodyPr>
+                    </wps:wsp>
+                  </a:graphicData>
+                </a:graphic>
+              </wp:inline>
+            </w:drawing>
+          </mc:Choice>
+          <mc:Fallback>
+            <w:pict>
+              <v:roundrect w14:anchorId="38FCC720" id="矩形: 圆角 11" o:spid="_x0000_s1026" alt="OH_InkBar" style="width:305.55pt;height:21.1pt;visibility:visible;mso-wrap-style:square;mso-left-percent:-10001;mso-top-percent:-10001;mso-position-horizontal:absolute;mso-position-horizontal-relative:char;mso-position-vertical:absolute;mso-position-vertical-relative:line;mso-left-percent:-10001;mso-top-percent:-10001;v-text-anchor:middle" arcsize="17082f" o:gfxdata="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" fillcolor="#26231e" stroked="f" strokecolor="#09101d [484]" strokeweight="1pt">
+                <v:stroke joinstyle="miter"/>
+                <w10:anchorlock/>
+              </v:roundrect>
+            </w:pict>
+          </mc:Fallback>
+        </mc:AlternateContent>
       </w:r>
     </w:p>
     <w:tbl>
@@ -7388,12 +8200,6 @@
         <w:gridCol w:w="3600"/>
       </w:tblGrid>
       <w:tr>
-        <w:tblPrEx>
-          <w:tblCellMar>
-            <w:top w:w="0" w:type="dxa"/>
-            <w:bottom w:w="0" w:type="dxa"/>
-          </w:tblCellMar>
-        </w:tblPrEx>
         <w:trPr>
           <w:tblHeader/>
         </w:trPr>
@@ -7415,7 +8221,7 @@
           </w:tcPr>
           <w:p>
             <w:pPr>
-              <w:pStyle w:val="af2"/>
+              <w:pStyle w:val="af3"/>
               <w:keepNext/>
             </w:pPr>
             <w:r>
@@ -7447,7 +8253,7 @@
           </w:tcPr>
           <w:p>
             <w:pPr>
-              <w:pStyle w:val="af2"/>
+              <w:pStyle w:val="af3"/>
               <w:keepNext/>
             </w:pPr>
             <w:r>
@@ -7473,7 +8279,7 @@
           </w:tcPr>
           <w:p>
             <w:pPr>
-              <w:pStyle w:val="af2"/>
+              <w:pStyle w:val="af3"/>
               <w:keepNext/>
             </w:pPr>
             <w:r>
@@ -7499,7 +8305,7 @@
           </w:tcPr>
           <w:p>
             <w:pPr>
-              <w:pStyle w:val="af2"/>
+              <w:pStyle w:val="af3"/>
               <w:keepNext/>
             </w:pPr>
             <w:r>
@@ -7509,12 +8315,6 @@
         </w:tc>
       </w:tr>
       <w:tr>
-        <w:tblPrEx>
-          <w:tblCellMar>
-            <w:top w:w="0" w:type="dxa"/>
-            <w:bottom w:w="0" w:type="dxa"/>
-          </w:tblCellMar>
-        </w:tblPrEx>
         <w:trPr>
           <w:cantSplit/>
         </w:trPr>
@@ -7536,7 +8336,7 @@
           </w:tcPr>
           <w:p>
             <w:pPr>
-              <w:pStyle w:val="af3"/>
+              <w:pStyle w:val="af4"/>
               <w:keepNext/>
             </w:pPr>
             <w:r>
@@ -7565,7 +8365,7 @@
           </w:tcPr>
           <w:p>
             <w:pPr>
-              <w:pStyle w:val="af3"/>
+              <w:pStyle w:val="af4"/>
               <w:keepNext/>
             </w:pPr>
             <w:r>
@@ -7591,7 +8391,7 @@
           </w:tcPr>
           <w:p>
             <w:pPr>
-              <w:pStyle w:val="af3"/>
+              <w:pStyle w:val="af4"/>
               <w:keepNext/>
             </w:pPr>
             <w:r>
@@ -7617,7 +8417,7 @@
           </w:tcPr>
           <w:p>
             <w:pPr>
-              <w:pStyle w:val="af3"/>
+              <w:pStyle w:val="af4"/>
               <w:keepNext/>
             </w:pPr>
             <w:r>
@@ -7642,12 +8442,6 @@
         </w:tc>
       </w:tr>
       <w:tr>
-        <w:tblPrEx>
-          <w:tblCellMar>
-            <w:top w:w="0" w:type="dxa"/>
-            <w:bottom w:w="0" w:type="dxa"/>
-          </w:tblCellMar>
-        </w:tblPrEx>
         <w:trPr>
           <w:cantSplit/>
         </w:trPr>
@@ -7669,7 +8463,7 @@
           </w:tcPr>
           <w:p>
             <w:pPr>
-              <w:pStyle w:val="af3"/>
+              <w:pStyle w:val="af4"/>
               <w:keepNext/>
             </w:pPr>
             <w:r>
@@ -7698,7 +8492,7 @@
           </w:tcPr>
           <w:p>
             <w:pPr>
-              <w:pStyle w:val="af3"/>
+              <w:pStyle w:val="af4"/>
               <w:keepNext/>
             </w:pPr>
             <w:r>
@@ -7724,7 +8518,7 @@
           </w:tcPr>
           <w:p>
             <w:pPr>
-              <w:pStyle w:val="af3"/>
+              <w:pStyle w:val="af4"/>
               <w:keepNext/>
             </w:pPr>
             <w:r>
@@ -7750,7 +8544,7 @@
           </w:tcPr>
           <w:p>
             <w:pPr>
-              <w:pStyle w:val="af3"/>
+              <w:pStyle w:val="af4"/>
               <w:keepNext/>
             </w:pPr>
             <w:r>
@@ -7763,12 +8557,6 @@
         </w:tc>
       </w:tr>
       <w:tr>
-        <w:tblPrEx>
-          <w:tblCellMar>
-            <w:top w:w="0" w:type="dxa"/>
-            <w:bottom w:w="0" w:type="dxa"/>
-          </w:tblCellMar>
-        </w:tblPrEx>
         <w:trPr>
           <w:cantSplit/>
         </w:trPr>
@@ -7790,7 +8578,7 @@
           </w:tcPr>
           <w:p>
             <w:pPr>
-              <w:pStyle w:val="af3"/>
+              <w:pStyle w:val="af4"/>
             </w:pPr>
             <w:r>
               <w:rPr>
@@ -7818,7 +8606,7 @@
           </w:tcPr>
           <w:p>
             <w:pPr>
-              <w:pStyle w:val="af3"/>
+              <w:pStyle w:val="af4"/>
             </w:pPr>
             <w:r>
               <w:t>中</w:t>
@@ -7843,7 +8631,7 @@
           </w:tcPr>
           <w:p>
             <w:pPr>
-              <w:pStyle w:val="af3"/>
+              <w:pStyle w:val="af4"/>
             </w:pPr>
             <w:r>
               <w:t>高</w:t>
@@ -7868,7 +8656,7 @@
           </w:tcPr>
           <w:p>
             <w:pPr>
-              <w:pStyle w:val="af3"/>
+              <w:pStyle w:val="af4"/>
             </w:pPr>
             <w:r>
               <w:rPr>
@@ -7883,8 +8671,12 @@
     <w:p>
       <w:pPr>
         <w:pStyle w:val="1"/>
+        <w:rPr>
+          <w:vanish/>
+          <w:specVanish/>
+        </w:rPr>
       </w:pPr>
-      <w:bookmarkStart w:id="17" w:name="_Toc241499952"/>
+      <w:bookmarkStart w:id="17" w:name="_Toc241509810"/>
       <w:r>
         <w:lastRenderedPageBreak/>
         <w:t>结论与建议</w:t>
@@ -7893,18 +8685,106 @@
       <w:r>
         <w:t xml:space="preserve">　</w:t>
       </w:r>
+    </w:p>
+    <w:p>
+      <w:pPr>
+        <w:pStyle w:val="afa"/>
+        <w:spacing w:after="240"/>
+      </w:pPr>
       <w:r>
         <w:rPr>
-          <w:shd w:val="clear" w:color="auto" w:fill="26231E"/>
+          <w:noProof/>
+          <w:position w:val="-17"/>
         </w:rPr>
-        <w:tab/>
+        <mc:AlternateContent>
+          <mc:Choice Requires="wps">
+            <w:drawing>
+              <wp:inline distT="0" distB="0" distL="0" distR="0" wp14:anchorId="233BCB73" wp14:editId="46D3AC55">
+                <wp:extent cx="3880485" cy="267970"/>
+                <wp:effectExtent l="0" t="0" r="5715" b="0"/>
+                <wp:docPr id="12" name="矩形: 圆角 12" descr="OH_InkBar"/>
+                <wp:cNvGraphicFramePr/>
+                <a:graphic xmlns:a="http://schemas.openxmlformats.org/drawingml/2006/main">
+                  <a:graphicData uri="http://schemas.microsoft.com/office/word/2010/wordprocessingShape">
+                    <wps:wsp>
+                      <wps:cNvSpPr/>
+                      <wps:spPr>
+                        <a:xfrm>
+                          <a:off x="0" y="0"/>
+                          <a:ext cx="3880485" cy="267970"/>
+                        </a:xfrm>
+                        <a:prstGeom prst="roundRect">
+                          <a:avLst>
+                            <a:gd name="adj" fmla="val 26066"/>
+                          </a:avLst>
+                        </a:prstGeom>
+                        <a:solidFill>
+                          <a:srgbClr val="26231E"/>
+                        </a:solidFill>
+                        <a:ln w="12700" cap="flat" cmpd="sng" algn="ctr">
+                          <a:noFill/>
+                          <a:prstDash val="solid"/>
+                          <a:miter lim="800000"/>
+                        </a:ln>
+                        <a:effectLst/>
+                        <a:extLst>
+                          <a:ext uri="{91240B29-F687-4F45-9708-019B960494DF}">
+                            <a14:hiddenLine xmlns:a14="http://schemas.microsoft.com/office/drawing/2010/main" w="12700" cap="flat" cmpd="sng" algn="ctr">
+                              <a:solidFill>
+                                <a:schemeClr val="accent1">
+                                  <a:shade val="15000"/>
+                                </a:schemeClr>
+                              </a:solidFill>
+                              <a:prstDash val="solid"/>
+                              <a:miter lim="800000"/>
+                            </a14:hiddenLine>
+                          </a:ext>
+                        </a:extLst>
+                      </wps:spPr>
+                      <wps:style>
+                        <a:lnRef idx="2">
+                          <a:schemeClr val="accent1">
+                            <a:shade val="15000"/>
+                          </a:schemeClr>
+                        </a:lnRef>
+                        <a:fillRef idx="1">
+                          <a:schemeClr val="accent1"/>
+                        </a:fillRef>
+                        <a:effectRef idx="0">
+                          <a:schemeClr val="accent1"/>
+                        </a:effectRef>
+                        <a:fontRef idx="minor">
+                          <a:schemeClr val="lt1"/>
+                        </a:fontRef>
+                      </wps:style>
+                      <wps:bodyPr rot="0" spcFirstLastPara="0" vertOverflow="overflow" horzOverflow="overflow" vert="horz" wrap="square" lIns="91440" tIns="45720" rIns="91440" bIns="45720" numCol="1" spcCol="0" rtlCol="0" fromWordArt="0" anchor="ctr" anchorCtr="0" forceAA="0" compatLnSpc="1">
+                        <a:prstTxWarp prst="textNoShape">
+                          <a:avLst/>
+                        </a:prstTxWarp>
+                        <a:noAutofit/>
+                      </wps:bodyPr>
+                    </wps:wsp>
+                  </a:graphicData>
+                </a:graphic>
+              </wp:inline>
+            </w:drawing>
+          </mc:Choice>
+          <mc:Fallback>
+            <w:pict>
+              <v:roundrect w14:anchorId="76306C7F" id="矩形: 圆角 12" o:spid="_x0000_s1026" alt="OH_InkBar" style="width:305.55pt;height:21.1pt;visibility:visible;mso-wrap-style:square;mso-left-percent:-10001;mso-top-percent:-10001;mso-position-horizontal:absolute;mso-position-horizontal-relative:char;mso-position-vertical:absolute;mso-position-vertical-relative:line;mso-left-percent:-10001;mso-top-percent:-10001;v-text-anchor:middle" arcsize="17082f" o:gfxdata="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" fillcolor="#26231e" stroked="f" strokecolor="#09101d [484]" strokeweight="1pt">
+                <v:stroke joinstyle="miter"/>
+                <w10:anchorlock/>
+              </v:roundrect>
+            </w:pict>
+          </mc:Fallback>
+        </mc:AlternateContent>
       </w:r>
     </w:p>
     <w:p>
       <w:pPr>
         <w:pStyle w:val="2"/>
       </w:pPr>
-      <w:bookmarkStart w:id="18" w:name="_Toc241499953"/>
+      <w:bookmarkStart w:id="18" w:name="_Toc241509811"/>
       <w:r>
         <w:t>结论</w:t>
       </w:r>
@@ -7912,7 +8792,7 @@
     </w:p>
     <w:p>
       <w:pPr>
-        <w:pStyle w:val="af1"/>
+        <w:pStyle w:val="af2"/>
       </w:pPr>
       <w:r>
         <w:t>逐条回应第</w:t>
@@ -7928,7 +8808,7 @@
       <w:pPr>
         <w:pStyle w:val="2"/>
       </w:pPr>
-      <w:bookmarkStart w:id="19" w:name="_Toc241499954"/>
+      <w:bookmarkStart w:id="19" w:name="_Toc241509812"/>
       <w:r>
         <w:t>建议</w:t>
       </w:r>
@@ -7992,7 +8872,7 @@
       <w:pPr>
         <w:pStyle w:val="2"/>
       </w:pPr>
-      <w:bookmarkStart w:id="20" w:name="_Toc241499955"/>
+      <w:bookmarkStart w:id="20" w:name="_Toc241509813"/>
       <w:r>
         <w:t>后续计划</w:t>
       </w:r>
@@ -8023,12 +8903,6 @@
         <w:gridCol w:w="1600"/>
       </w:tblGrid>
       <w:tr>
-        <w:tblPrEx>
-          <w:tblCellMar>
-            <w:top w:w="0" w:type="dxa"/>
-            <w:bottom w:w="0" w:type="dxa"/>
-          </w:tblCellMar>
-        </w:tblPrEx>
         <w:trPr>
           <w:tblHeader/>
         </w:trPr>
@@ -8050,7 +8924,7 @@
           </w:tcPr>
           <w:p>
             <w:pPr>
-              <w:pStyle w:val="af2"/>
+              <w:pStyle w:val="af3"/>
               <w:keepNext/>
             </w:pPr>
             <w:r>
@@ -8076,7 +8950,7 @@
           </w:tcPr>
           <w:p>
             <w:pPr>
-              <w:pStyle w:val="af2"/>
+              <w:pStyle w:val="af3"/>
               <w:keepNext/>
             </w:pPr>
             <w:r>
@@ -8102,7 +8976,7 @@
           </w:tcPr>
           <w:p>
             <w:pPr>
-              <w:pStyle w:val="af2"/>
+              <w:pStyle w:val="af3"/>
               <w:keepNext/>
             </w:pPr>
             <w:r>
@@ -8128,7 +9002,7 @@
           </w:tcPr>
           <w:p>
             <w:pPr>
-              <w:pStyle w:val="af2"/>
+              <w:pStyle w:val="af3"/>
               <w:keepNext/>
             </w:pPr>
             <w:r>
@@ -8138,12 +9012,6 @@
         </w:tc>
       </w:tr>
       <w:tr>
-        <w:tblPrEx>
-          <w:tblCellMar>
-            <w:top w:w="0" w:type="dxa"/>
-            <w:bottom w:w="0" w:type="dxa"/>
-          </w:tblCellMar>
-        </w:tblPrEx>
         <w:trPr>
           <w:cantSplit/>
         </w:trPr>
@@ -8165,7 +9033,7 @@
           </w:tcPr>
           <w:p>
             <w:pPr>
-              <w:pStyle w:val="af3"/>
+              <w:pStyle w:val="af4"/>
               <w:keepNext/>
             </w:pPr>
             <w:r>
@@ -8194,7 +9062,7 @@
           </w:tcPr>
           <w:p>
             <w:pPr>
-              <w:pStyle w:val="af3"/>
+              <w:pStyle w:val="af4"/>
               <w:keepNext/>
             </w:pPr>
             <w:r>
@@ -8223,7 +9091,7 @@
           </w:tcPr>
           <w:p>
             <w:pPr>
-              <w:pStyle w:val="af3"/>
+              <w:pStyle w:val="af4"/>
               <w:keepNext/>
             </w:pPr>
             <w:r>
@@ -8249,7 +9117,7 @@
           </w:tcPr>
           <w:p>
             <w:pPr>
-              <w:pStyle w:val="af3"/>
+              <w:pStyle w:val="af4"/>
               <w:keepNext/>
             </w:pPr>
             <w:r>
@@ -8259,12 +9127,6 @@
         </w:tc>
       </w:tr>
       <w:tr>
-        <w:tblPrEx>
-          <w:tblCellMar>
-            <w:top w:w="0" w:type="dxa"/>
-            <w:bottom w:w="0" w:type="dxa"/>
-          </w:tblCellMar>
-        </w:tblPrEx>
         <w:trPr>
           <w:cantSplit/>
         </w:trPr>
@@ -8286,7 +9148,7 @@
           </w:tcPr>
           <w:p>
             <w:pPr>
-              <w:pStyle w:val="af3"/>
+              <w:pStyle w:val="af4"/>
             </w:pPr>
             <w:r>
               <w:rPr>
@@ -8314,7 +9176,7 @@
           </w:tcPr>
           <w:p>
             <w:pPr>
-              <w:pStyle w:val="af3"/>
+              <w:pStyle w:val="af4"/>
             </w:pPr>
             <w:r>
               <w:rPr>
@@ -8342,7 +9204,7 @@
           </w:tcPr>
           <w:p>
             <w:pPr>
-              <w:pStyle w:val="af3"/>
+              <w:pStyle w:val="af4"/>
             </w:pPr>
             <w:r>
               <w:t>YYYY-MM-DD</w:t>
@@ -8367,7 +9229,7 @@
           </w:tcPr>
           <w:p>
             <w:pPr>
-              <w:pStyle w:val="af3"/>
+              <w:pStyle w:val="af4"/>
             </w:pPr>
             <w:r>
               <w:t>待开始</w:t>
@@ -8379,8 +9241,12 @@
     <w:p>
       <w:pPr>
         <w:pStyle w:val="11"/>
+        <w:rPr>
+          <w:vanish/>
+          <w:specVanish/>
+        </w:rPr>
       </w:pPr>
-      <w:bookmarkStart w:id="21" w:name="_Toc241499956"/>
+      <w:bookmarkStart w:id="21" w:name="_Toc241509814"/>
       <w:r>
         <w:t>参考资料</w:t>
       </w:r>
@@ -8388,11 +9254,99 @@
       <w:r>
         <w:t xml:space="preserve">　</w:t>
       </w:r>
+    </w:p>
+    <w:p>
+      <w:pPr>
+        <w:pStyle w:val="afa"/>
+        <w:spacing w:after="240"/>
+      </w:pPr>
       <w:r>
         <w:rPr>
-          <w:shd w:val="clear" w:color="auto" w:fill="26231E"/>
+          <w:noProof/>
+          <w:position w:val="-17"/>
         </w:rPr>
-        <w:tab/>
+        <mc:AlternateContent>
+          <mc:Choice Requires="wps">
+            <w:drawing>
+              <wp:inline distT="0" distB="0" distL="0" distR="0" wp14:anchorId="4D75B51F" wp14:editId="41871D35">
+                <wp:extent cx="4667885" cy="267970"/>
+                <wp:effectExtent l="0" t="0" r="0" b="0"/>
+                <wp:docPr id="13" name="矩形: 圆角 13" descr="OH_InkBar"/>
+                <wp:cNvGraphicFramePr/>
+                <a:graphic xmlns:a="http://schemas.openxmlformats.org/drawingml/2006/main">
+                  <a:graphicData uri="http://schemas.microsoft.com/office/word/2010/wordprocessingShape">
+                    <wps:wsp>
+                      <wps:cNvSpPr/>
+                      <wps:spPr>
+                        <a:xfrm>
+                          <a:off x="0" y="0"/>
+                          <a:ext cx="4667885" cy="267970"/>
+                        </a:xfrm>
+                        <a:prstGeom prst="roundRect">
+                          <a:avLst>
+                            <a:gd name="adj" fmla="val 26066"/>
+                          </a:avLst>
+                        </a:prstGeom>
+                        <a:solidFill>
+                          <a:srgbClr val="26231E"/>
+                        </a:solidFill>
+                        <a:ln w="12700" cap="flat" cmpd="sng" algn="ctr">
+                          <a:noFill/>
+                          <a:prstDash val="solid"/>
+                          <a:miter lim="800000"/>
+                        </a:ln>
+                        <a:effectLst/>
+                        <a:extLst>
+                          <a:ext uri="{91240B29-F687-4F45-9708-019B960494DF}">
+                            <a14:hiddenLine xmlns:a14="http://schemas.microsoft.com/office/drawing/2010/main" w="12700" cap="flat" cmpd="sng" algn="ctr">
+                              <a:solidFill>
+                                <a:schemeClr val="accent1">
+                                  <a:shade val="15000"/>
+                                </a:schemeClr>
+                              </a:solidFill>
+                              <a:prstDash val="solid"/>
+                              <a:miter lim="800000"/>
+                            </a14:hiddenLine>
+                          </a:ext>
+                        </a:extLst>
+                      </wps:spPr>
+                      <wps:style>
+                        <a:lnRef idx="2">
+                          <a:schemeClr val="accent1">
+                            <a:shade val="15000"/>
+                          </a:schemeClr>
+                        </a:lnRef>
+                        <a:fillRef idx="1">
+                          <a:schemeClr val="accent1"/>
+                        </a:fillRef>
+                        <a:effectRef idx="0">
+                          <a:schemeClr val="accent1"/>
+                        </a:effectRef>
+                        <a:fontRef idx="minor">
+                          <a:schemeClr val="lt1"/>
+                        </a:fontRef>
+                      </wps:style>
+                      <wps:bodyPr rot="0" spcFirstLastPara="0" vertOverflow="overflow" horzOverflow="overflow" vert="horz" wrap="square" lIns="91440" tIns="45720" rIns="91440" bIns="45720" numCol="1" spcCol="0" rtlCol="0" fromWordArt="0" anchor="ctr" anchorCtr="0" forceAA="0" compatLnSpc="1">
+                        <a:prstTxWarp prst="textNoShape">
+                          <a:avLst/>
+                        </a:prstTxWarp>
+                        <a:noAutofit/>
+                      </wps:bodyPr>
+                    </wps:wsp>
+                  </a:graphicData>
+                </a:graphic>
+              </wp:inline>
+            </w:drawing>
+          </mc:Choice>
+          <mc:Fallback>
+            <w:pict>
+              <v:roundrect w14:anchorId="461AA065" id="矩形: 圆角 13" o:spid="_x0000_s1026" alt="OH_InkBar" style="width:367.55pt;height:21.1pt;visibility:visible;mso-wrap-style:square;mso-left-percent:-10001;mso-top-percent:-10001;mso-position-horizontal:absolute;mso-position-horizontal-relative:char;mso-position-vertical:absolute;mso-position-vertical-relative:line;mso-left-percent:-10001;mso-top-percent:-10001;v-text-anchor:middle" arcsize="17082f" o:gfxdata="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" fillcolor="#26231e" stroked="f" strokecolor="#09101d [484]" strokeweight="1pt">
+                <v:stroke joinstyle="miter"/>
+                <w10:anchorlock/>
+              </v:roundrect>
+            </w:pict>
+          </mc:Fallback>
+        </mc:AlternateContent>
       </w:r>
     </w:p>
     <w:p>
@@ -8610,8 +9564,12 @@
     <w:p>
       <w:pPr>
         <w:pStyle w:val="11"/>
+        <w:rPr>
+          <w:vanish/>
+          <w:specVanish/>
+        </w:rPr>
       </w:pPr>
-      <w:bookmarkStart w:id="22" w:name="_Toc241499957"/>
+      <w:bookmarkStart w:id="22" w:name="_Toc241509815"/>
       <w:r>
         <w:lastRenderedPageBreak/>
         <w:t>附录</w:t>
@@ -8619,17 +9577,105 @@
       <w:bookmarkEnd w:id="22"/>
       <w:r>
         <w:t xml:space="preserve">　</w:t>
-      </w:r>
-      <w:r>
-        <w:rPr>
-          <w:shd w:val="clear" w:color="auto" w:fill="26231E"/>
-        </w:rPr>
-        <w:tab/>
       </w:r>
     </w:p>
     <w:p>
       <w:pPr>
-        <w:pStyle w:val="af4"/>
+        <w:pStyle w:val="afa"/>
+        <w:spacing w:after="240"/>
+      </w:pPr>
+      <w:r>
+        <w:rPr>
+          <w:noProof/>
+          <w:position w:val="-17"/>
+        </w:rPr>
+        <mc:AlternateContent>
+          <mc:Choice Requires="wps">
+            <w:drawing>
+              <wp:inline distT="0" distB="0" distL="0" distR="0" wp14:anchorId="79DFE2F3" wp14:editId="77785C68">
+                <wp:extent cx="5105400" cy="267970"/>
+                <wp:effectExtent l="0" t="0" r="0" b="0"/>
+                <wp:docPr id="14" name="矩形: 圆角 14" descr="OH_InkBar"/>
+                <wp:cNvGraphicFramePr/>
+                <a:graphic xmlns:a="http://schemas.openxmlformats.org/drawingml/2006/main">
+                  <a:graphicData uri="http://schemas.microsoft.com/office/word/2010/wordprocessingShape">
+                    <wps:wsp>
+                      <wps:cNvSpPr/>
+                      <wps:spPr>
+                        <a:xfrm>
+                          <a:off x="0" y="0"/>
+                          <a:ext cx="5105400" cy="267970"/>
+                        </a:xfrm>
+                        <a:prstGeom prst="roundRect">
+                          <a:avLst>
+                            <a:gd name="adj" fmla="val 26066"/>
+                          </a:avLst>
+                        </a:prstGeom>
+                        <a:solidFill>
+                          <a:srgbClr val="26231E"/>
+                        </a:solidFill>
+                        <a:ln w="12700" cap="flat" cmpd="sng" algn="ctr">
+                          <a:noFill/>
+                          <a:prstDash val="solid"/>
+                          <a:miter lim="800000"/>
+                        </a:ln>
+                        <a:effectLst/>
+                        <a:extLst>
+                          <a:ext uri="{91240B29-F687-4F45-9708-019B960494DF}">
+                            <a14:hiddenLine xmlns:a14="http://schemas.microsoft.com/office/drawing/2010/main" w="12700" cap="flat" cmpd="sng" algn="ctr">
+                              <a:solidFill>
+                                <a:schemeClr val="accent1">
+                                  <a:shade val="15000"/>
+                                </a:schemeClr>
+                              </a:solidFill>
+                              <a:prstDash val="solid"/>
+                              <a:miter lim="800000"/>
+                            </a14:hiddenLine>
+                          </a:ext>
+                        </a:extLst>
+                      </wps:spPr>
+                      <wps:style>
+                        <a:lnRef idx="2">
+                          <a:schemeClr val="accent1">
+                            <a:shade val="15000"/>
+                          </a:schemeClr>
+                        </a:lnRef>
+                        <a:fillRef idx="1">
+                          <a:schemeClr val="accent1"/>
+                        </a:fillRef>
+                        <a:effectRef idx="0">
+                          <a:schemeClr val="accent1"/>
+                        </a:effectRef>
+                        <a:fontRef idx="minor">
+                          <a:schemeClr val="lt1"/>
+                        </a:fontRef>
+                      </wps:style>
+                      <wps:bodyPr rot="0" spcFirstLastPara="0" vertOverflow="overflow" horzOverflow="overflow" vert="horz" wrap="square" lIns="91440" tIns="45720" rIns="91440" bIns="45720" numCol="1" spcCol="0" rtlCol="0" fromWordArt="0" anchor="ctr" anchorCtr="0" forceAA="0" compatLnSpc="1">
+                        <a:prstTxWarp prst="textNoShape">
+                          <a:avLst/>
+                        </a:prstTxWarp>
+                        <a:noAutofit/>
+                      </wps:bodyPr>
+                    </wps:wsp>
+                  </a:graphicData>
+                </a:graphic>
+              </wp:inline>
+            </w:drawing>
+          </mc:Choice>
+          <mc:Fallback>
+            <w:pict>
+              <v:roundrect w14:anchorId="787D5080" id="矩形: 圆角 14" o:spid="_x0000_s1026" alt="OH_InkBar" style="width:402pt;height:21.1pt;visibility:visible;mso-wrap-style:square;mso-left-percent:-10001;mso-top-percent:-10001;mso-position-horizontal:absolute;mso-position-horizontal-relative:char;mso-position-vertical:absolute;mso-position-vertical-relative:line;mso-left-percent:-10001;mso-top-percent:-10001;v-text-anchor:middle" arcsize="17082f" o:gfxdata="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" fillcolor="#26231e" stroked="f" strokecolor="#09101d [484]" strokeweight="1pt">
+                <v:stroke joinstyle="miter"/>
+                <w10:anchorlock/>
+              </v:roundrect>
+            </w:pict>
+          </mc:Fallback>
+        </mc:AlternateContent>
+      </w:r>
+    </w:p>
+    <w:p>
+      <w:pPr>
+        <w:pStyle w:val="af5"/>
       </w:pPr>
       <w:r>
         <w:rPr>
@@ -8664,12 +9710,6 @@
         <w:gridCol w:w="6672"/>
       </w:tblGrid>
       <w:tr>
-        <w:tblPrEx>
-          <w:tblCellMar>
-            <w:top w:w="0" w:type="dxa"/>
-            <w:bottom w:w="0" w:type="dxa"/>
-          </w:tblCellMar>
-        </w:tblPrEx>
         <w:trPr>
           <w:tblHeader/>
         </w:trPr>
@@ -8691,7 +9731,7 @@
           </w:tcPr>
           <w:p>
             <w:pPr>
-              <w:pStyle w:val="af2"/>
+              <w:pStyle w:val="af3"/>
               <w:keepNext/>
             </w:pPr>
             <w:r>
@@ -8717,7 +9757,7 @@
           </w:tcPr>
           <w:p>
             <w:pPr>
-              <w:pStyle w:val="af2"/>
+              <w:pStyle w:val="af3"/>
               <w:keepNext/>
             </w:pPr>
             <w:r>
@@ -8727,12 +9767,6 @@
         </w:tc>
       </w:tr>
       <w:tr>
-        <w:tblPrEx>
-          <w:tblCellMar>
-            <w:top w:w="0" w:type="dxa"/>
-            <w:bottom w:w="0" w:type="dxa"/>
-          </w:tblCellMar>
-        </w:tblPrEx>
         <w:trPr>
           <w:cantSplit/>
         </w:trPr>
@@ -8754,7 +9788,7 @@
           </w:tcPr>
           <w:p>
             <w:pPr>
-              <w:pStyle w:val="af3"/>
+              <w:pStyle w:val="af4"/>
               <w:keepNext/>
             </w:pPr>
             <w:r>
@@ -8783,7 +9817,7 @@
           </w:tcPr>
           <w:p>
             <w:pPr>
-              <w:pStyle w:val="af3"/>
+              <w:pStyle w:val="af4"/>
               <w:keepNext/>
             </w:pPr>
             <w:r>
@@ -8796,12 +9830,6 @@
         </w:tc>
       </w:tr>
       <w:tr>
-        <w:tblPrEx>
-          <w:tblCellMar>
-            <w:top w:w="0" w:type="dxa"/>
-            <w:bottom w:w="0" w:type="dxa"/>
-          </w:tblCellMar>
-        </w:tblPrEx>
         <w:trPr>
           <w:cantSplit/>
         </w:trPr>
@@ -8823,7 +9851,7 @@
           </w:tcPr>
           <w:p>
             <w:pPr>
-              <w:pStyle w:val="af3"/>
+              <w:pStyle w:val="af4"/>
             </w:pPr>
             <w:r>
               <w:rPr>
@@ -8851,7 +9879,7 @@
           </w:tcPr>
           <w:p>
             <w:pPr>
-              <w:pStyle w:val="af3"/>
+              <w:pStyle w:val="af4"/>
             </w:pPr>
             <w:r>
               <w:rPr>
@@ -8865,7 +9893,7 @@
     </w:tbl>
     <w:p>
       <w:pPr>
-        <w:pStyle w:val="af4"/>
+        <w:pStyle w:val="af5"/>
       </w:pPr>
       <w:r>
         <w:rPr>
@@ -8879,7 +9907,7 @@
     </w:p>
     <w:p>
       <w:pPr>
-        <w:pStyle w:val="af1"/>
+        <w:pStyle w:val="af2"/>
       </w:pPr>
       <w:r>
         <w:t>放访谈纪要、问卷原始统计、测试原始数据的位置或链接。</w:t>
@@ -8963,7 +9991,7 @@
     </w:r>
     <w:r>
       <w:rPr>
-        <w:rFonts w:ascii="Bahnschrift" w:hAnsi="Bahnschrift" w:hint="eastAsia"/>
+        <w:rFonts w:ascii="Bahnschrift" w:hAnsi="Bahnschrift"/>
         <w:b/>
         <w:bCs/>
         <w:sz w:val="20"/>
@@ -10124,6 +11152,7 @@
     <w:name w:val="墨条标题"/>
     <w:basedOn w:val="a"/>
     <w:next w:val="a"/>
+    <w:link w:val="ac"/>
     <w:qFormat/>
     <w:pPr>
       <w:keepNext/>
@@ -10139,7 +11168,7 @@
       <w:szCs w:val="34"/>
     </w:rPr>
   </w:style>
-  <w:style w:type="paragraph" w:styleId="ac">
+  <w:style w:type="paragraph" w:styleId="ad">
     <w:name w:val="Title"/>
     <w:basedOn w:val="a"/>
     <w:next w:val="a"/>
@@ -10155,7 +11184,7 @@
       <w:szCs w:val="64"/>
     </w:rPr>
   </w:style>
-  <w:style w:type="paragraph" w:styleId="ad">
+  <w:style w:type="paragraph" w:styleId="ae">
     <w:name w:val="Subtitle"/>
     <w:basedOn w:val="a"/>
     <w:next w:val="a"/>
@@ -10170,7 +11199,7 @@
       <w:szCs w:val="26"/>
     </w:rPr>
   </w:style>
-  <w:style w:type="paragraph" w:styleId="ae">
+  <w:style w:type="paragraph" w:styleId="af">
     <w:name w:val="Quote"/>
     <w:basedOn w:val="a"/>
     <w:next w:val="a"/>
@@ -10183,7 +11212,7 @@
       <w:ind w:left="300"/>
     </w:pPr>
   </w:style>
-  <w:style w:type="paragraph" w:customStyle="1" w:styleId="af">
+  <w:style w:type="paragraph" w:customStyle="1" w:styleId="af0">
     <w:name w:val="代码"/>
     <w:basedOn w:val="a"/>
     <w:next w:val="a"/>
@@ -10205,7 +11234,7 @@
       <w:szCs w:val="17"/>
     </w:rPr>
   </w:style>
-  <w:style w:type="paragraph" w:styleId="af0">
+  <w:style w:type="paragraph" w:styleId="af1">
     <w:name w:val="caption"/>
     <w:basedOn w:val="a"/>
     <w:next w:val="a"/>
@@ -10219,7 +11248,7 @@
       <w:szCs w:val="18"/>
     </w:rPr>
   </w:style>
-  <w:style w:type="paragraph" w:customStyle="1" w:styleId="af1">
+  <w:style w:type="paragraph" w:customStyle="1" w:styleId="af2">
     <w:name w:val="填写提示"/>
     <w:basedOn w:val="a"/>
     <w:next w:val="a"/>
@@ -10228,7 +11257,7 @@
       <w:color w:val="6A6458"/>
     </w:rPr>
   </w:style>
-  <w:style w:type="paragraph" w:customStyle="1" w:styleId="af2">
+  <w:style w:type="paragraph" w:customStyle="1" w:styleId="af3">
     <w:name w:val="表头"/>
     <w:basedOn w:val="a"/>
     <w:qFormat/>
@@ -10242,7 +11271,7 @@
       <w:szCs w:val="18"/>
     </w:rPr>
   </w:style>
-  <w:style w:type="paragraph" w:customStyle="1" w:styleId="af3">
+  <w:style w:type="paragraph" w:customStyle="1" w:styleId="af4">
     <w:name w:val="表格正文"/>
     <w:basedOn w:val="a"/>
     <w:qFormat/>
@@ -10254,7 +11283,7 @@
       <w:szCs w:val="19"/>
     </w:rPr>
   </w:style>
-  <w:style w:type="paragraph" w:customStyle="1" w:styleId="af4">
+  <w:style w:type="paragraph" w:customStyle="1" w:styleId="af5">
     <w:name w:val="小节标题"/>
     <w:basedOn w:val="a"/>
     <w:next w:val="a"/>
@@ -10312,10 +11341,10 @@
       <w:szCs w:val="19"/>
     </w:rPr>
   </w:style>
-  <w:style w:type="paragraph" w:styleId="af5">
+  <w:style w:type="paragraph" w:styleId="af6">
     <w:name w:val="header"/>
     <w:basedOn w:val="a"/>
-    <w:link w:val="af6"/>
+    <w:link w:val="af7"/>
     <w:uiPriority w:val="99"/>
     <w:unhideWhenUsed/>
     <w:rsid w:val="001B7E90"/>
@@ -10333,10 +11362,10 @@
       <w:szCs w:val="18"/>
     </w:rPr>
   </w:style>
-  <w:style w:type="character" w:customStyle="1" w:styleId="af6">
+  <w:style w:type="character" w:customStyle="1" w:styleId="af7">
     <w:name w:val="页眉 字符"/>
     <w:basedOn w:val="a0"/>
-    <w:link w:val="af5"/>
+    <w:link w:val="af6"/>
     <w:uiPriority w:val="99"/>
     <w:rsid w:val="001B7E90"/>
     <w:rPr>
@@ -10344,10 +11373,10 @@
       <w:szCs w:val="18"/>
     </w:rPr>
   </w:style>
-  <w:style w:type="paragraph" w:styleId="af7">
+  <w:style w:type="paragraph" w:styleId="af8">
     <w:name w:val="footer"/>
     <w:basedOn w:val="a"/>
-    <w:link w:val="af8"/>
+    <w:link w:val="af9"/>
     <w:uiPriority w:val="99"/>
     <w:unhideWhenUsed/>
     <w:rsid w:val="001B7E90"/>
@@ -10364,15 +11393,52 @@
       <w:szCs w:val="18"/>
     </w:rPr>
   </w:style>
-  <w:style w:type="character" w:customStyle="1" w:styleId="af8">
+  <w:style w:type="character" w:customStyle="1" w:styleId="af9">
     <w:name w:val="页脚 字符"/>
     <w:basedOn w:val="a0"/>
-    <w:link w:val="af7"/>
+    <w:link w:val="af8"/>
     <w:uiPriority w:val="99"/>
     <w:rsid w:val="001B7E90"/>
     <w:rPr>
       <w:sz w:val="18"/>
       <w:szCs w:val="18"/>
+    </w:rPr>
+  </w:style>
+  <w:style w:type="paragraph" w:customStyle="1" w:styleId="afa">
+    <w:name w:val="墨色条"/>
+    <w:basedOn w:val="a"/>
+    <w:link w:val="afb"/>
+    <w:rsid w:val="00FF207F"/>
+    <w:pPr>
+      <w:keepNext/>
+    </w:pPr>
+    <w:rPr>
+      <w:sz w:val="34"/>
+      <w:szCs w:val="34"/>
+    </w:rPr>
+  </w:style>
+  <w:style w:type="character" w:customStyle="1" w:styleId="ac">
+    <w:name w:val="墨条标题 字符"/>
+    <w:basedOn w:val="a0"/>
+    <w:link w:val="ab"/>
+    <w:rsid w:val="00FF207F"/>
+    <w:rPr>
+      <w:b/>
+      <w:bCs/>
+      <w:sz w:val="34"/>
+      <w:szCs w:val="34"/>
+    </w:rPr>
+  </w:style>
+  <w:style w:type="character" w:customStyle="1" w:styleId="afb">
+    <w:name w:val="墨色条 字符"/>
+    <w:basedOn w:val="ac"/>
+    <w:link w:val="afa"/>
+    <w:rsid w:val="00FF207F"/>
+    <w:rPr>
+      <w:b w:val="0"/>
+      <w:bCs w:val="0"/>
+      <w:sz w:val="34"/>
+      <w:szCs w:val="34"/>
     </w:rPr>
   </w:style>
 </w:styles>
